--- a/FD04-EPIS-Informe Arquitectura de Software.docx
+++ b/FD04-EPIS-Informe Arquitectura de Software.docx
@@ -30,12 +30,12 @@
           <wp:inline distB="0" distT="0" distL="0" distR="0">
             <wp:extent cx="999140" cy="1343105"/>
             <wp:effectExtent b="0" l="0" r="0" t="0"/>
-            <wp:docPr descr="C:\Users\EPIS\Documents\upt.png" id="10" name="image11.png"/>
+            <wp:docPr descr="C:\Users\EPIS\Documents\upt.png" id="10" name="image1.png"/>
             <a:graphic>
               <a:graphicData uri="http://schemas.openxmlformats.org/drawingml/2006/picture">
                 <pic:pic>
                   <pic:nvPicPr>
-                    <pic:cNvPr descr="C:\Users\EPIS\Documents\upt.png" id="0" name="image11.png"/>
+                    <pic:cNvPr descr="C:\Users\EPIS\Documents\upt.png" id="0" name="image1.png"/>
                     <pic:cNvPicPr preferRelativeResize="0"/>
                   </pic:nvPicPr>
                   <pic:blipFill>
@@ -1780,7 +1780,7 @@
     </w:p>
     <w:sdt>
       <w:sdtPr>
-        <w:id w:val="1475348217"/>
+        <w:id w:val="1844488504"/>
         <w:docPartObj>
           <w:docPartGallery w:val="Table of Contents"/>
           <w:docPartUnique w:val="1"/>
@@ -5689,11 +5689,1395 @@
     </w:p>
     <w:p>
       <w:pPr>
-        <w:spacing w:after="0" w:line="360" w:lineRule="auto"/>
+        <w:spacing w:line="360" w:lineRule="auto"/>
+        <w:rPr>
+          <w:rFonts w:ascii="Times New Roman" w:cs="Times New Roman" w:eastAsia="Times New Roman" w:hAnsi="Times New Roman"/>
+          <w:sz w:val="24"/>
+          <w:szCs w:val="24"/>
+        </w:rPr>
+      </w:pPr>
+      <w:r>
+        <w:rPr>
+          <w:rtl w:val="0"/>
+        </w:rPr>
+      </w:r>
+    </w:p>
+    <w:tbl>
+      <w:tblPr>
+        <w:tblStyle w:val="Table4"/>
+        <w:tblW w:w="9225.0" w:type="dxa"/>
+        <w:jc w:val="left"/>
+        <w:tblBorders>
+          <w:top w:color="000000" w:space="0" w:sz="0" w:val="nil"/>
+          <w:left w:color="000000" w:space="0" w:sz="0" w:val="nil"/>
+          <w:bottom w:color="000000" w:space="0" w:sz="0" w:val="nil"/>
+          <w:right w:color="000000" w:space="0" w:sz="0" w:val="nil"/>
+          <w:insideH w:color="000000" w:space="0" w:sz="0" w:val="nil"/>
+          <w:insideV w:color="000000" w:space="0" w:sz="0" w:val="nil"/>
+        </w:tblBorders>
+        <w:tblLayout w:type="fixed"/>
+        <w:tblLook w:val="0600"/>
+      </w:tblPr>
+      <w:tblGrid>
+        <w:gridCol w:w="945"/>
+        <w:gridCol w:w="1785"/>
+        <w:gridCol w:w="5235"/>
+        <w:gridCol w:w="1260"/>
+        <w:tblGridChange w:id="0">
+          <w:tblGrid>
+            <w:gridCol w:w="945"/>
+            <w:gridCol w:w="1785"/>
+            <w:gridCol w:w="5235"/>
+            <w:gridCol w:w="1260"/>
+          </w:tblGrid>
+        </w:tblGridChange>
+      </w:tblGrid>
+      <w:tr>
+        <w:trPr>
+          <w:cantSplit w:val="0"/>
+          <w:trHeight w:val="285" w:hRule="atLeast"/>
+          <w:tblHeader w:val="0"/>
+        </w:trPr>
+        <w:tc>
+          <w:tcPr>
+            <w:tcBorders>
+              <w:top w:color="000000" w:space="0" w:sz="6" w:val="single"/>
+              <w:left w:color="000000" w:space="0" w:sz="6" w:val="single"/>
+              <w:bottom w:color="000000" w:space="0" w:sz="6" w:val="single"/>
+              <w:right w:color="000000" w:space="0" w:sz="6" w:val="single"/>
+            </w:tcBorders>
+            <w:shd w:fill="efefef" w:val="clear"/>
+            <w:tcMar>
+              <w:top w:w="0.0" w:type="dxa"/>
+              <w:left w:w="100.0" w:type="dxa"/>
+              <w:bottom w:w="0.0" w:type="dxa"/>
+              <w:right w:w="100.0" w:type="dxa"/>
+            </w:tcMar>
+            <w:vAlign w:val="top"/>
+          </w:tcPr>
+          <w:p>
+            <w:pPr>
+              <w:spacing w:after="0" w:line="360" w:lineRule="auto"/>
+              <w:jc w:val="center"/>
+              <w:rPr>
+                <w:rFonts w:ascii="Times New Roman" w:cs="Times New Roman" w:eastAsia="Times New Roman" w:hAnsi="Times New Roman"/>
+                <w:b w:val="1"/>
+                <w:bCs w:val="1"/>
+                <w:sz w:val="24"/>
+                <w:szCs w:val="24"/>
+              </w:rPr>
+            </w:pPr>
+            <w:r>
+              <w:rPr>
+                <w:rFonts w:ascii="Times New Roman" w:cs="Times New Roman" w:eastAsia="Times New Roman" w:hAnsi="Times New Roman"/>
+                <w:b w:val="1"/>
+                <w:bCs w:val="1"/>
+                <w:sz w:val="24"/>
+                <w:szCs w:val="24"/>
+                <w:rtl w:val="0"/>
+              </w:rPr>
+              <w:t xml:space="preserve">ID</w:t>
+            </w:r>
+          </w:p>
+        </w:tc>
+        <w:tc>
+          <w:tcPr>
+            <w:tcBorders>
+              <w:top w:color="000000" w:space="0" w:sz="6" w:val="single"/>
+              <w:left w:color="000000" w:space="0" w:sz="0" w:val="nil"/>
+              <w:bottom w:color="000000" w:space="0" w:sz="6" w:val="single"/>
+              <w:right w:color="000000" w:space="0" w:sz="6" w:val="single"/>
+            </w:tcBorders>
+            <w:shd w:fill="efefef" w:val="clear"/>
+            <w:tcMar>
+              <w:top w:w="0.0" w:type="dxa"/>
+              <w:left w:w="100.0" w:type="dxa"/>
+              <w:bottom w:w="0.0" w:type="dxa"/>
+              <w:right w:w="100.0" w:type="dxa"/>
+            </w:tcMar>
+            <w:vAlign w:val="top"/>
+          </w:tcPr>
+          <w:p>
+            <w:pPr>
+              <w:spacing w:after="0" w:line="360" w:lineRule="auto"/>
+              <w:jc w:val="center"/>
+              <w:rPr>
+                <w:rFonts w:ascii="Times New Roman" w:cs="Times New Roman" w:eastAsia="Times New Roman" w:hAnsi="Times New Roman"/>
+                <w:b w:val="1"/>
+                <w:bCs w:val="1"/>
+                <w:sz w:val="24"/>
+                <w:szCs w:val="24"/>
+              </w:rPr>
+            </w:pPr>
+            <w:r>
+              <w:rPr>
+                <w:rFonts w:ascii="Times New Roman" w:cs="Times New Roman" w:eastAsia="Times New Roman" w:hAnsi="Times New Roman"/>
+                <w:b w:val="1"/>
+                <w:bCs w:val="1"/>
+                <w:sz w:val="24"/>
+                <w:szCs w:val="24"/>
+                <w:rtl w:val="0"/>
+              </w:rPr>
+              <w:t xml:space="preserve">Requerimiento</w:t>
+            </w:r>
+          </w:p>
+        </w:tc>
+        <w:tc>
+          <w:tcPr>
+            <w:tcBorders>
+              <w:top w:color="000000" w:space="0" w:sz="6" w:val="single"/>
+              <w:left w:color="000000" w:space="0" w:sz="0" w:val="nil"/>
+              <w:bottom w:color="000000" w:space="0" w:sz="6" w:val="single"/>
+              <w:right w:color="000000" w:space="0" w:sz="6" w:val="single"/>
+            </w:tcBorders>
+            <w:shd w:fill="efefef" w:val="clear"/>
+            <w:tcMar>
+              <w:top w:w="0.0" w:type="dxa"/>
+              <w:left w:w="100.0" w:type="dxa"/>
+              <w:bottom w:w="0.0" w:type="dxa"/>
+              <w:right w:w="100.0" w:type="dxa"/>
+            </w:tcMar>
+            <w:vAlign w:val="top"/>
+          </w:tcPr>
+          <w:p>
+            <w:pPr>
+              <w:spacing w:after="0" w:line="360" w:lineRule="auto"/>
+              <w:jc w:val="center"/>
+              <w:rPr>
+                <w:rFonts w:ascii="Times New Roman" w:cs="Times New Roman" w:eastAsia="Times New Roman" w:hAnsi="Times New Roman"/>
+                <w:b w:val="1"/>
+                <w:bCs w:val="1"/>
+                <w:sz w:val="24"/>
+                <w:szCs w:val="24"/>
+              </w:rPr>
+            </w:pPr>
+            <w:r>
+              <w:rPr>
+                <w:rFonts w:ascii="Times New Roman" w:cs="Times New Roman" w:eastAsia="Times New Roman" w:hAnsi="Times New Roman"/>
+                <w:b w:val="1"/>
+                <w:bCs w:val="1"/>
+                <w:sz w:val="24"/>
+                <w:szCs w:val="24"/>
+                <w:rtl w:val="0"/>
+              </w:rPr>
+              <w:t xml:space="preserve">Descripción</w:t>
+            </w:r>
+          </w:p>
+        </w:tc>
+        <w:tc>
+          <w:tcPr>
+            <w:tcBorders>
+              <w:top w:color="000000" w:space="0" w:sz="6" w:val="single"/>
+              <w:left w:color="000000" w:space="0" w:sz="0" w:val="nil"/>
+              <w:bottom w:color="000000" w:space="0" w:sz="6" w:val="single"/>
+              <w:right w:color="000000" w:space="0" w:sz="6" w:val="single"/>
+            </w:tcBorders>
+            <w:shd w:fill="efefef" w:val="clear"/>
+            <w:tcMar>
+              <w:top w:w="0.0" w:type="dxa"/>
+              <w:left w:w="100.0" w:type="dxa"/>
+              <w:bottom w:w="0.0" w:type="dxa"/>
+              <w:right w:w="100.0" w:type="dxa"/>
+            </w:tcMar>
+            <w:vAlign w:val="top"/>
+          </w:tcPr>
+          <w:p>
+            <w:pPr>
+              <w:spacing w:after="0" w:line="360" w:lineRule="auto"/>
+              <w:jc w:val="center"/>
+              <w:rPr>
+                <w:rFonts w:ascii="Times New Roman" w:cs="Times New Roman" w:eastAsia="Times New Roman" w:hAnsi="Times New Roman"/>
+                <w:b w:val="1"/>
+                <w:bCs w:val="1"/>
+                <w:sz w:val="24"/>
+                <w:szCs w:val="24"/>
+              </w:rPr>
+            </w:pPr>
+            <w:r>
+              <w:rPr>
+                <w:rFonts w:ascii="Times New Roman" w:cs="Times New Roman" w:eastAsia="Times New Roman" w:hAnsi="Times New Roman"/>
+                <w:b w:val="1"/>
+                <w:bCs w:val="1"/>
+                <w:sz w:val="24"/>
+                <w:szCs w:val="24"/>
+                <w:rtl w:val="0"/>
+              </w:rPr>
+              <w:t xml:space="preserve">Prioridad</w:t>
+            </w:r>
+          </w:p>
+        </w:tc>
+      </w:tr>
+      <w:tr>
+        <w:trPr>
+          <w:cantSplit w:val="0"/>
+          <w:trHeight w:val="1095" w:hRule="atLeast"/>
+          <w:tblHeader w:val="0"/>
+        </w:trPr>
+        <w:tc>
+          <w:tcPr>
+            <w:tcBorders>
+              <w:top w:color="000000" w:space="0" w:sz="0" w:val="nil"/>
+              <w:left w:color="000000" w:space="0" w:sz="6" w:val="single"/>
+              <w:bottom w:color="000000" w:space="0" w:sz="6" w:val="single"/>
+              <w:right w:color="000000" w:space="0" w:sz="6" w:val="single"/>
+            </w:tcBorders>
+            <w:tcMar>
+              <w:top w:w="0.0" w:type="dxa"/>
+              <w:left w:w="100.0" w:type="dxa"/>
+              <w:bottom w:w="0.0" w:type="dxa"/>
+              <w:right w:w="100.0" w:type="dxa"/>
+            </w:tcMar>
+            <w:vAlign w:val="top"/>
+          </w:tcPr>
+          <w:p>
+            <w:pPr>
+              <w:spacing w:after="0" w:line="360" w:lineRule="auto"/>
+              <w:rPr>
+                <w:rFonts w:ascii="Times New Roman" w:cs="Times New Roman" w:eastAsia="Times New Roman" w:hAnsi="Times New Roman"/>
+                <w:b w:val="1"/>
+                <w:bCs w:val="1"/>
+                <w:sz w:val="24"/>
+                <w:szCs w:val="24"/>
+              </w:rPr>
+            </w:pPr>
+            <w:r>
+              <w:rPr>
+                <w:rFonts w:ascii="Times New Roman" w:cs="Times New Roman" w:eastAsia="Times New Roman" w:hAnsi="Times New Roman"/>
+                <w:b w:val="1"/>
+                <w:bCs w:val="1"/>
+                <w:sz w:val="24"/>
+                <w:szCs w:val="24"/>
+                <w:rtl w:val="0"/>
+              </w:rPr>
+              <w:t xml:space="preserve">RF-01</w:t>
+            </w:r>
+          </w:p>
+        </w:tc>
+        <w:tc>
+          <w:tcPr>
+            <w:tcBorders>
+              <w:top w:color="000000" w:space="0" w:sz="0" w:val="nil"/>
+              <w:left w:color="000000" w:space="0" w:sz="0" w:val="nil"/>
+              <w:bottom w:color="000000" w:space="0" w:sz="6" w:val="single"/>
+              <w:right w:color="000000" w:space="0" w:sz="6" w:val="single"/>
+            </w:tcBorders>
+            <w:tcMar>
+              <w:top w:w="0.0" w:type="dxa"/>
+              <w:left w:w="100.0" w:type="dxa"/>
+              <w:bottom w:w="0.0" w:type="dxa"/>
+              <w:right w:w="100.0" w:type="dxa"/>
+            </w:tcMar>
+            <w:vAlign w:val="top"/>
+          </w:tcPr>
+          <w:p>
+            <w:pPr>
+              <w:spacing w:after="0" w:line="360" w:lineRule="auto"/>
+              <w:rPr>
+                <w:rFonts w:ascii="Times New Roman" w:cs="Times New Roman" w:eastAsia="Times New Roman" w:hAnsi="Times New Roman"/>
+                <w:sz w:val="24"/>
+                <w:szCs w:val="24"/>
+              </w:rPr>
+            </w:pPr>
+            <w:r>
+              <w:rPr>
+                <w:rFonts w:ascii="Times New Roman" w:cs="Times New Roman" w:eastAsia="Times New Roman" w:hAnsi="Times New Roman"/>
+                <w:sz w:val="24"/>
+                <w:szCs w:val="24"/>
+                <w:rtl w:val="0"/>
+              </w:rPr>
+              <w:t xml:space="preserve">Búsqueda unificada</w:t>
+            </w:r>
+          </w:p>
+        </w:tc>
+        <w:tc>
+          <w:tcPr>
+            <w:tcBorders>
+              <w:top w:color="000000" w:space="0" w:sz="0" w:val="nil"/>
+              <w:left w:color="000000" w:space="0" w:sz="0" w:val="nil"/>
+              <w:bottom w:color="000000" w:space="0" w:sz="6" w:val="single"/>
+              <w:right w:color="000000" w:space="0" w:sz="6" w:val="single"/>
+            </w:tcBorders>
+            <w:tcMar>
+              <w:top w:w="0.0" w:type="dxa"/>
+              <w:left w:w="100.0" w:type="dxa"/>
+              <w:bottom w:w="0.0" w:type="dxa"/>
+              <w:right w:w="100.0" w:type="dxa"/>
+            </w:tcMar>
+            <w:vAlign w:val="top"/>
+          </w:tcPr>
+          <w:p>
+            <w:pPr>
+              <w:spacing w:after="0" w:line="360" w:lineRule="auto"/>
+              <w:rPr>
+                <w:rFonts w:ascii="Times New Roman" w:cs="Times New Roman" w:eastAsia="Times New Roman" w:hAnsi="Times New Roman"/>
+                <w:sz w:val="24"/>
+                <w:szCs w:val="24"/>
+              </w:rPr>
+            </w:pPr>
+            <w:r>
+              <w:rPr>
+                <w:rFonts w:ascii="Times New Roman" w:cs="Times New Roman" w:eastAsia="Times New Roman" w:hAnsi="Times New Roman"/>
+                <w:sz w:val="24"/>
+                <w:szCs w:val="24"/>
+                <w:rtl w:val="0"/>
+              </w:rPr>
+              <w:t xml:space="preserve">El sistema debe realizar consultas simultáneas en el inventario físico (MySQL) y en la Google Books API, presentando los hallazgos en una lista de resultados combinada.</w:t>
+            </w:r>
+          </w:p>
+        </w:tc>
+        <w:tc>
+          <w:tcPr>
+            <w:tcBorders>
+              <w:top w:color="000000" w:space="0" w:sz="0" w:val="nil"/>
+              <w:left w:color="000000" w:space="0" w:sz="0" w:val="nil"/>
+              <w:bottom w:color="000000" w:space="0" w:sz="6" w:val="single"/>
+              <w:right w:color="000000" w:space="0" w:sz="6" w:val="single"/>
+            </w:tcBorders>
+            <w:tcMar>
+              <w:top w:w="0.0" w:type="dxa"/>
+              <w:left w:w="100.0" w:type="dxa"/>
+              <w:bottom w:w="0.0" w:type="dxa"/>
+              <w:right w:w="100.0" w:type="dxa"/>
+            </w:tcMar>
+            <w:vAlign w:val="top"/>
+          </w:tcPr>
+          <w:p>
+            <w:pPr>
+              <w:spacing w:after="0" w:line="360" w:lineRule="auto"/>
+              <w:rPr>
+                <w:rFonts w:ascii="Times New Roman" w:cs="Times New Roman" w:eastAsia="Times New Roman" w:hAnsi="Times New Roman"/>
+                <w:sz w:val="24"/>
+                <w:szCs w:val="24"/>
+              </w:rPr>
+            </w:pPr>
+            <w:r>
+              <w:rPr>
+                <w:rFonts w:ascii="Times New Roman" w:cs="Times New Roman" w:eastAsia="Times New Roman" w:hAnsi="Times New Roman"/>
+                <w:sz w:val="24"/>
+                <w:szCs w:val="24"/>
+                <w:rtl w:val="0"/>
+              </w:rPr>
+              <w:t xml:space="preserve">Alta</w:t>
+            </w:r>
+          </w:p>
+        </w:tc>
+      </w:tr>
+      <w:tr>
+        <w:trPr>
+          <w:cantSplit w:val="0"/>
+          <w:trHeight w:val="1095" w:hRule="atLeast"/>
+          <w:tblHeader w:val="0"/>
+        </w:trPr>
+        <w:tc>
+          <w:tcPr>
+            <w:tcBorders>
+              <w:top w:color="000000" w:space="0" w:sz="0" w:val="nil"/>
+              <w:left w:color="000000" w:space="0" w:sz="6" w:val="single"/>
+              <w:bottom w:color="000000" w:space="0" w:sz="6" w:val="single"/>
+              <w:right w:color="000000" w:space="0" w:sz="6" w:val="single"/>
+            </w:tcBorders>
+            <w:tcMar>
+              <w:top w:w="0.0" w:type="dxa"/>
+              <w:left w:w="100.0" w:type="dxa"/>
+              <w:bottom w:w="0.0" w:type="dxa"/>
+              <w:right w:w="100.0" w:type="dxa"/>
+            </w:tcMar>
+            <w:vAlign w:val="top"/>
+          </w:tcPr>
+          <w:p>
+            <w:pPr>
+              <w:spacing w:after="0" w:line="360" w:lineRule="auto"/>
+              <w:rPr>
+                <w:rFonts w:ascii="Times New Roman" w:cs="Times New Roman" w:eastAsia="Times New Roman" w:hAnsi="Times New Roman"/>
+                <w:b w:val="1"/>
+                <w:bCs w:val="1"/>
+                <w:sz w:val="24"/>
+                <w:szCs w:val="24"/>
+              </w:rPr>
+            </w:pPr>
+            <w:r>
+              <w:rPr>
+                <w:rFonts w:ascii="Times New Roman" w:cs="Times New Roman" w:eastAsia="Times New Roman" w:hAnsi="Times New Roman"/>
+                <w:b w:val="1"/>
+                <w:bCs w:val="1"/>
+                <w:sz w:val="24"/>
+                <w:szCs w:val="24"/>
+                <w:rtl w:val="0"/>
+              </w:rPr>
+              <w:t xml:space="preserve">RF-02</w:t>
+            </w:r>
+          </w:p>
+        </w:tc>
+        <w:tc>
+          <w:tcPr>
+            <w:tcBorders>
+              <w:top w:color="000000" w:space="0" w:sz="0" w:val="nil"/>
+              <w:left w:color="000000" w:space="0" w:sz="0" w:val="nil"/>
+              <w:bottom w:color="000000" w:space="0" w:sz="6" w:val="single"/>
+              <w:right w:color="000000" w:space="0" w:sz="6" w:val="single"/>
+            </w:tcBorders>
+            <w:tcMar>
+              <w:top w:w="0.0" w:type="dxa"/>
+              <w:left w:w="100.0" w:type="dxa"/>
+              <w:bottom w:w="0.0" w:type="dxa"/>
+              <w:right w:w="100.0" w:type="dxa"/>
+            </w:tcMar>
+            <w:vAlign w:val="top"/>
+          </w:tcPr>
+          <w:p>
+            <w:pPr>
+              <w:spacing w:after="0" w:line="360" w:lineRule="auto"/>
+              <w:rPr>
+                <w:rFonts w:ascii="Times New Roman" w:cs="Times New Roman" w:eastAsia="Times New Roman" w:hAnsi="Times New Roman"/>
+                <w:sz w:val="24"/>
+                <w:szCs w:val="24"/>
+              </w:rPr>
+            </w:pPr>
+            <w:r>
+              <w:rPr>
+                <w:rFonts w:ascii="Times New Roman" w:cs="Times New Roman" w:eastAsia="Times New Roman" w:hAnsi="Times New Roman"/>
+                <w:sz w:val="24"/>
+                <w:szCs w:val="24"/>
+                <w:rtl w:val="0"/>
+              </w:rPr>
+              <w:t xml:space="preserve">Visualización de detalles</w:t>
+            </w:r>
+          </w:p>
+        </w:tc>
+        <w:tc>
+          <w:tcPr>
+            <w:tcBorders>
+              <w:top w:color="000000" w:space="0" w:sz="0" w:val="nil"/>
+              <w:left w:color="000000" w:space="0" w:sz="0" w:val="nil"/>
+              <w:bottom w:color="000000" w:space="0" w:sz="6" w:val="single"/>
+              <w:right w:color="000000" w:space="0" w:sz="6" w:val="single"/>
+            </w:tcBorders>
+            <w:tcMar>
+              <w:top w:w="0.0" w:type="dxa"/>
+              <w:left w:w="100.0" w:type="dxa"/>
+              <w:bottom w:w="0.0" w:type="dxa"/>
+              <w:right w:w="100.0" w:type="dxa"/>
+            </w:tcMar>
+            <w:vAlign w:val="top"/>
+          </w:tcPr>
+          <w:p>
+            <w:pPr>
+              <w:spacing w:after="0" w:line="360" w:lineRule="auto"/>
+              <w:rPr>
+                <w:rFonts w:ascii="Times New Roman" w:cs="Times New Roman" w:eastAsia="Times New Roman" w:hAnsi="Times New Roman"/>
+                <w:sz w:val="24"/>
+                <w:szCs w:val="24"/>
+              </w:rPr>
+            </w:pPr>
+            <w:r>
+              <w:rPr>
+                <w:rFonts w:ascii="Times New Roman" w:cs="Times New Roman" w:eastAsia="Times New Roman" w:hAnsi="Times New Roman"/>
+                <w:sz w:val="24"/>
+                <w:szCs w:val="24"/>
+                <w:rtl w:val="0"/>
+              </w:rPr>
+              <w:t xml:space="preserve">La plataforma debe mostrar la información completa del libro (portada, resumen de Google y datos físicos de la BD) al ser seleccionado desde la lista.</w:t>
+            </w:r>
+          </w:p>
+        </w:tc>
+        <w:tc>
+          <w:tcPr>
+            <w:tcBorders>
+              <w:top w:color="000000" w:space="0" w:sz="0" w:val="nil"/>
+              <w:left w:color="000000" w:space="0" w:sz="0" w:val="nil"/>
+              <w:bottom w:color="000000" w:space="0" w:sz="6" w:val="single"/>
+              <w:right w:color="000000" w:space="0" w:sz="6" w:val="single"/>
+            </w:tcBorders>
+            <w:tcMar>
+              <w:top w:w="0.0" w:type="dxa"/>
+              <w:left w:w="100.0" w:type="dxa"/>
+              <w:bottom w:w="0.0" w:type="dxa"/>
+              <w:right w:w="100.0" w:type="dxa"/>
+            </w:tcMar>
+            <w:vAlign w:val="top"/>
+          </w:tcPr>
+          <w:p>
+            <w:pPr>
+              <w:spacing w:after="0" w:line="360" w:lineRule="auto"/>
+              <w:rPr>
+                <w:rFonts w:ascii="Times New Roman" w:cs="Times New Roman" w:eastAsia="Times New Roman" w:hAnsi="Times New Roman"/>
+                <w:sz w:val="24"/>
+                <w:szCs w:val="24"/>
+              </w:rPr>
+            </w:pPr>
+            <w:r>
+              <w:rPr>
+                <w:rFonts w:ascii="Times New Roman" w:cs="Times New Roman" w:eastAsia="Times New Roman" w:hAnsi="Times New Roman"/>
+                <w:sz w:val="24"/>
+                <w:szCs w:val="24"/>
+                <w:rtl w:val="0"/>
+              </w:rPr>
+              <w:t xml:space="preserve">Alta</w:t>
+            </w:r>
+          </w:p>
+        </w:tc>
+      </w:tr>
+      <w:tr>
+        <w:trPr>
+          <w:cantSplit w:val="0"/>
+          <w:trHeight w:val="825" w:hRule="atLeast"/>
+          <w:tblHeader w:val="0"/>
+        </w:trPr>
+        <w:tc>
+          <w:tcPr>
+            <w:tcBorders>
+              <w:top w:color="000000" w:space="0" w:sz="0" w:val="nil"/>
+              <w:left w:color="000000" w:space="0" w:sz="6" w:val="single"/>
+              <w:bottom w:color="000000" w:space="0" w:sz="6" w:val="single"/>
+              <w:right w:color="000000" w:space="0" w:sz="6" w:val="single"/>
+            </w:tcBorders>
+            <w:tcMar>
+              <w:top w:w="0.0" w:type="dxa"/>
+              <w:left w:w="100.0" w:type="dxa"/>
+              <w:bottom w:w="0.0" w:type="dxa"/>
+              <w:right w:w="100.0" w:type="dxa"/>
+            </w:tcMar>
+            <w:vAlign w:val="top"/>
+          </w:tcPr>
+          <w:p>
+            <w:pPr>
+              <w:spacing w:after="0" w:line="360" w:lineRule="auto"/>
+              <w:rPr>
+                <w:rFonts w:ascii="Times New Roman" w:cs="Times New Roman" w:eastAsia="Times New Roman" w:hAnsi="Times New Roman"/>
+                <w:b w:val="1"/>
+                <w:bCs w:val="1"/>
+                <w:sz w:val="24"/>
+                <w:szCs w:val="24"/>
+              </w:rPr>
+            </w:pPr>
+            <w:r>
+              <w:rPr>
+                <w:rFonts w:ascii="Times New Roman" w:cs="Times New Roman" w:eastAsia="Times New Roman" w:hAnsi="Times New Roman"/>
+                <w:b w:val="1"/>
+                <w:bCs w:val="1"/>
+                <w:sz w:val="24"/>
+                <w:szCs w:val="24"/>
+                <w:rtl w:val="0"/>
+              </w:rPr>
+              <w:t xml:space="preserve">RF-03</w:t>
+            </w:r>
+          </w:p>
+        </w:tc>
+        <w:tc>
+          <w:tcPr>
+            <w:tcBorders>
+              <w:top w:color="000000" w:space="0" w:sz="0" w:val="nil"/>
+              <w:left w:color="000000" w:space="0" w:sz="0" w:val="nil"/>
+              <w:bottom w:color="000000" w:space="0" w:sz="6" w:val="single"/>
+              <w:right w:color="000000" w:space="0" w:sz="6" w:val="single"/>
+            </w:tcBorders>
+            <w:tcMar>
+              <w:top w:w="0.0" w:type="dxa"/>
+              <w:left w:w="100.0" w:type="dxa"/>
+              <w:bottom w:w="0.0" w:type="dxa"/>
+              <w:right w:w="100.0" w:type="dxa"/>
+            </w:tcMar>
+            <w:vAlign w:val="top"/>
+          </w:tcPr>
+          <w:p>
+            <w:pPr>
+              <w:spacing w:after="0" w:line="360" w:lineRule="auto"/>
+              <w:rPr>
+                <w:rFonts w:ascii="Times New Roman" w:cs="Times New Roman" w:eastAsia="Times New Roman" w:hAnsi="Times New Roman"/>
+                <w:sz w:val="24"/>
+                <w:szCs w:val="24"/>
+              </w:rPr>
+            </w:pPr>
+            <w:r>
+              <w:rPr>
+                <w:rFonts w:ascii="Times New Roman" w:cs="Times New Roman" w:eastAsia="Times New Roman" w:hAnsi="Times New Roman"/>
+                <w:sz w:val="24"/>
+                <w:szCs w:val="24"/>
+                <w:rtl w:val="0"/>
+              </w:rPr>
+              <w:t xml:space="preserve">Consulta de disponibilidad</w:t>
+            </w:r>
+          </w:p>
+        </w:tc>
+        <w:tc>
+          <w:tcPr>
+            <w:tcBorders>
+              <w:top w:color="000000" w:space="0" w:sz="0" w:val="nil"/>
+              <w:left w:color="000000" w:space="0" w:sz="0" w:val="nil"/>
+              <w:bottom w:color="000000" w:space="0" w:sz="6" w:val="single"/>
+              <w:right w:color="000000" w:space="0" w:sz="6" w:val="single"/>
+            </w:tcBorders>
+            <w:tcMar>
+              <w:top w:w="0.0" w:type="dxa"/>
+              <w:left w:w="100.0" w:type="dxa"/>
+              <w:bottom w:w="0.0" w:type="dxa"/>
+              <w:right w:w="100.0" w:type="dxa"/>
+            </w:tcMar>
+            <w:vAlign w:val="top"/>
+          </w:tcPr>
+          <w:p>
+            <w:pPr>
+              <w:spacing w:after="0" w:line="360" w:lineRule="auto"/>
+              <w:rPr>
+                <w:rFonts w:ascii="Times New Roman" w:cs="Times New Roman" w:eastAsia="Times New Roman" w:hAnsi="Times New Roman"/>
+                <w:sz w:val="24"/>
+                <w:szCs w:val="24"/>
+              </w:rPr>
+            </w:pPr>
+            <w:r>
+              <w:rPr>
+                <w:rFonts w:ascii="Times New Roman" w:cs="Times New Roman" w:eastAsia="Times New Roman" w:hAnsi="Times New Roman"/>
+                <w:sz w:val="24"/>
+                <w:szCs w:val="24"/>
+                <w:rtl w:val="0"/>
+              </w:rPr>
+              <w:t xml:space="preserve">El software debe mostrar en tiempo real si un libro físico se encuentra disponible o prestado según el stock registrado en MySQL.</w:t>
+            </w:r>
+          </w:p>
+        </w:tc>
+        <w:tc>
+          <w:tcPr>
+            <w:tcBorders>
+              <w:top w:color="000000" w:space="0" w:sz="0" w:val="nil"/>
+              <w:left w:color="000000" w:space="0" w:sz="0" w:val="nil"/>
+              <w:bottom w:color="000000" w:space="0" w:sz="6" w:val="single"/>
+              <w:right w:color="000000" w:space="0" w:sz="6" w:val="single"/>
+            </w:tcBorders>
+            <w:tcMar>
+              <w:top w:w="0.0" w:type="dxa"/>
+              <w:left w:w="100.0" w:type="dxa"/>
+              <w:bottom w:w="0.0" w:type="dxa"/>
+              <w:right w:w="100.0" w:type="dxa"/>
+            </w:tcMar>
+            <w:vAlign w:val="top"/>
+          </w:tcPr>
+          <w:p>
+            <w:pPr>
+              <w:spacing w:after="0" w:line="360" w:lineRule="auto"/>
+              <w:rPr>
+                <w:rFonts w:ascii="Times New Roman" w:cs="Times New Roman" w:eastAsia="Times New Roman" w:hAnsi="Times New Roman"/>
+                <w:sz w:val="24"/>
+                <w:szCs w:val="24"/>
+              </w:rPr>
+            </w:pPr>
+            <w:r>
+              <w:rPr>
+                <w:rFonts w:ascii="Times New Roman" w:cs="Times New Roman" w:eastAsia="Times New Roman" w:hAnsi="Times New Roman"/>
+                <w:sz w:val="24"/>
+                <w:szCs w:val="24"/>
+                <w:rtl w:val="0"/>
+              </w:rPr>
+              <w:t xml:space="preserve">Alta</w:t>
+            </w:r>
+          </w:p>
+        </w:tc>
+      </w:tr>
+      <w:tr>
+        <w:trPr>
+          <w:cantSplit w:val="0"/>
+          <w:trHeight w:val="825" w:hRule="atLeast"/>
+          <w:tblHeader w:val="0"/>
+        </w:trPr>
+        <w:tc>
+          <w:tcPr>
+            <w:tcBorders>
+              <w:top w:color="000000" w:space="0" w:sz="0" w:val="nil"/>
+              <w:left w:color="000000" w:space="0" w:sz="6" w:val="single"/>
+              <w:bottom w:color="000000" w:space="0" w:sz="6" w:val="single"/>
+              <w:right w:color="000000" w:space="0" w:sz="6" w:val="single"/>
+            </w:tcBorders>
+            <w:tcMar>
+              <w:top w:w="0.0" w:type="dxa"/>
+              <w:left w:w="100.0" w:type="dxa"/>
+              <w:bottom w:w="0.0" w:type="dxa"/>
+              <w:right w:w="100.0" w:type="dxa"/>
+            </w:tcMar>
+            <w:vAlign w:val="top"/>
+          </w:tcPr>
+          <w:p>
+            <w:pPr>
+              <w:spacing w:after="0" w:line="360" w:lineRule="auto"/>
+              <w:rPr>
+                <w:rFonts w:ascii="Times New Roman" w:cs="Times New Roman" w:eastAsia="Times New Roman" w:hAnsi="Times New Roman"/>
+                <w:b w:val="1"/>
+                <w:bCs w:val="1"/>
+                <w:sz w:val="24"/>
+                <w:szCs w:val="24"/>
+              </w:rPr>
+            </w:pPr>
+            <w:r>
+              <w:rPr>
+                <w:rFonts w:ascii="Times New Roman" w:cs="Times New Roman" w:eastAsia="Times New Roman" w:hAnsi="Times New Roman"/>
+                <w:b w:val="1"/>
+                <w:bCs w:val="1"/>
+                <w:sz w:val="24"/>
+                <w:szCs w:val="24"/>
+                <w:rtl w:val="0"/>
+              </w:rPr>
+              <w:t xml:space="preserve">RF-04</w:t>
+            </w:r>
+          </w:p>
+        </w:tc>
+        <w:tc>
+          <w:tcPr>
+            <w:tcBorders>
+              <w:top w:color="000000" w:space="0" w:sz="0" w:val="nil"/>
+              <w:left w:color="000000" w:space="0" w:sz="0" w:val="nil"/>
+              <w:bottom w:color="000000" w:space="0" w:sz="6" w:val="single"/>
+              <w:right w:color="000000" w:space="0" w:sz="6" w:val="single"/>
+            </w:tcBorders>
+            <w:tcMar>
+              <w:top w:w="0.0" w:type="dxa"/>
+              <w:left w:w="100.0" w:type="dxa"/>
+              <w:bottom w:w="0.0" w:type="dxa"/>
+              <w:right w:w="100.0" w:type="dxa"/>
+            </w:tcMar>
+            <w:vAlign w:val="top"/>
+          </w:tcPr>
+          <w:p>
+            <w:pPr>
+              <w:spacing w:after="0" w:line="360" w:lineRule="auto"/>
+              <w:rPr>
+                <w:rFonts w:ascii="Times New Roman" w:cs="Times New Roman" w:eastAsia="Times New Roman" w:hAnsi="Times New Roman"/>
+                <w:sz w:val="24"/>
+                <w:szCs w:val="24"/>
+              </w:rPr>
+            </w:pPr>
+            <w:r>
+              <w:rPr>
+                <w:rFonts w:ascii="Times New Roman" w:cs="Times New Roman" w:eastAsia="Times New Roman" w:hAnsi="Times New Roman"/>
+                <w:sz w:val="24"/>
+                <w:szCs w:val="24"/>
+                <w:rtl w:val="0"/>
+              </w:rPr>
+              <w:t xml:space="preserve">Filtrado de resultados</w:t>
+            </w:r>
+          </w:p>
+        </w:tc>
+        <w:tc>
+          <w:tcPr>
+            <w:tcBorders>
+              <w:top w:color="000000" w:space="0" w:sz="0" w:val="nil"/>
+              <w:left w:color="000000" w:space="0" w:sz="0" w:val="nil"/>
+              <w:bottom w:color="000000" w:space="0" w:sz="6" w:val="single"/>
+              <w:right w:color="000000" w:space="0" w:sz="6" w:val="single"/>
+            </w:tcBorders>
+            <w:tcMar>
+              <w:top w:w="0.0" w:type="dxa"/>
+              <w:left w:w="100.0" w:type="dxa"/>
+              <w:bottom w:w="0.0" w:type="dxa"/>
+              <w:right w:w="100.0" w:type="dxa"/>
+            </w:tcMar>
+            <w:vAlign w:val="top"/>
+          </w:tcPr>
+          <w:p>
+            <w:pPr>
+              <w:spacing w:after="0" w:line="360" w:lineRule="auto"/>
+              <w:rPr>
+                <w:rFonts w:ascii="Times New Roman" w:cs="Times New Roman" w:eastAsia="Times New Roman" w:hAnsi="Times New Roman"/>
+                <w:sz w:val="24"/>
+                <w:szCs w:val="24"/>
+              </w:rPr>
+            </w:pPr>
+            <w:r>
+              <w:rPr>
+                <w:rFonts w:ascii="Times New Roman" w:cs="Times New Roman" w:eastAsia="Times New Roman" w:hAnsi="Times New Roman"/>
+                <w:sz w:val="24"/>
+                <w:szCs w:val="24"/>
+                <w:rtl w:val="0"/>
+              </w:rPr>
+              <w:t xml:space="preserve">La aplicación debe permitir organizar y refinar la lista de libros por criterios de autor, título, categorías o código ISBN.</w:t>
+            </w:r>
+          </w:p>
+        </w:tc>
+        <w:tc>
+          <w:tcPr>
+            <w:tcBorders>
+              <w:top w:color="000000" w:space="0" w:sz="0" w:val="nil"/>
+              <w:left w:color="000000" w:space="0" w:sz="0" w:val="nil"/>
+              <w:bottom w:color="000000" w:space="0" w:sz="6" w:val="single"/>
+              <w:right w:color="000000" w:space="0" w:sz="6" w:val="single"/>
+            </w:tcBorders>
+            <w:tcMar>
+              <w:top w:w="0.0" w:type="dxa"/>
+              <w:left w:w="100.0" w:type="dxa"/>
+              <w:bottom w:w="0.0" w:type="dxa"/>
+              <w:right w:w="100.0" w:type="dxa"/>
+            </w:tcMar>
+            <w:vAlign w:val="top"/>
+          </w:tcPr>
+          <w:p>
+            <w:pPr>
+              <w:spacing w:after="0" w:line="360" w:lineRule="auto"/>
+              <w:rPr>
+                <w:rFonts w:ascii="Times New Roman" w:cs="Times New Roman" w:eastAsia="Times New Roman" w:hAnsi="Times New Roman"/>
+                <w:sz w:val="24"/>
+                <w:szCs w:val="24"/>
+              </w:rPr>
+            </w:pPr>
+            <w:r>
+              <w:rPr>
+                <w:rFonts w:ascii="Times New Roman" w:cs="Times New Roman" w:eastAsia="Times New Roman" w:hAnsi="Times New Roman"/>
+                <w:sz w:val="24"/>
+                <w:szCs w:val="24"/>
+                <w:rtl w:val="0"/>
+              </w:rPr>
+              <w:t xml:space="preserve">Media</w:t>
+            </w:r>
+          </w:p>
+        </w:tc>
+      </w:tr>
+      <w:tr>
+        <w:trPr>
+          <w:cantSplit w:val="0"/>
+          <w:trHeight w:val="825" w:hRule="atLeast"/>
+          <w:tblHeader w:val="0"/>
+        </w:trPr>
+        <w:tc>
+          <w:tcPr>
+            <w:tcBorders>
+              <w:top w:color="000000" w:space="0" w:sz="0" w:val="nil"/>
+              <w:left w:color="000000" w:space="0" w:sz="6" w:val="single"/>
+              <w:bottom w:color="000000" w:space="0" w:sz="6" w:val="single"/>
+              <w:right w:color="000000" w:space="0" w:sz="6" w:val="single"/>
+            </w:tcBorders>
+            <w:tcMar>
+              <w:top w:w="0.0" w:type="dxa"/>
+              <w:left w:w="100.0" w:type="dxa"/>
+              <w:bottom w:w="0.0" w:type="dxa"/>
+              <w:right w:w="100.0" w:type="dxa"/>
+            </w:tcMar>
+            <w:vAlign w:val="top"/>
+          </w:tcPr>
+          <w:p>
+            <w:pPr>
+              <w:spacing w:after="0" w:line="360" w:lineRule="auto"/>
+              <w:rPr>
+                <w:rFonts w:ascii="Times New Roman" w:cs="Times New Roman" w:eastAsia="Times New Roman" w:hAnsi="Times New Roman"/>
+                <w:b w:val="1"/>
+                <w:bCs w:val="1"/>
+                <w:sz w:val="24"/>
+                <w:szCs w:val="24"/>
+              </w:rPr>
+            </w:pPr>
+            <w:r>
+              <w:rPr>
+                <w:rFonts w:ascii="Times New Roman" w:cs="Times New Roman" w:eastAsia="Times New Roman" w:hAnsi="Times New Roman"/>
+                <w:b w:val="1"/>
+                <w:bCs w:val="1"/>
+                <w:sz w:val="24"/>
+                <w:szCs w:val="24"/>
+                <w:rtl w:val="0"/>
+              </w:rPr>
+              <w:t xml:space="preserve">RF-05</w:t>
+            </w:r>
+          </w:p>
+        </w:tc>
+        <w:tc>
+          <w:tcPr>
+            <w:tcBorders>
+              <w:top w:color="000000" w:space="0" w:sz="0" w:val="nil"/>
+              <w:left w:color="000000" w:space="0" w:sz="0" w:val="nil"/>
+              <w:bottom w:color="000000" w:space="0" w:sz="6" w:val="single"/>
+              <w:right w:color="000000" w:space="0" w:sz="6" w:val="single"/>
+            </w:tcBorders>
+            <w:tcMar>
+              <w:top w:w="0.0" w:type="dxa"/>
+              <w:left w:w="100.0" w:type="dxa"/>
+              <w:bottom w:w="0.0" w:type="dxa"/>
+              <w:right w:w="100.0" w:type="dxa"/>
+            </w:tcMar>
+            <w:vAlign w:val="top"/>
+          </w:tcPr>
+          <w:p>
+            <w:pPr>
+              <w:spacing w:after="0" w:line="360" w:lineRule="auto"/>
+              <w:rPr>
+                <w:rFonts w:ascii="Times New Roman" w:cs="Times New Roman" w:eastAsia="Times New Roman" w:hAnsi="Times New Roman"/>
+                <w:sz w:val="24"/>
+                <w:szCs w:val="24"/>
+              </w:rPr>
+            </w:pPr>
+            <w:r>
+              <w:rPr>
+                <w:rFonts w:ascii="Times New Roman" w:cs="Times New Roman" w:eastAsia="Times New Roman" w:hAnsi="Times New Roman"/>
+                <w:sz w:val="24"/>
+                <w:szCs w:val="24"/>
+                <w:rtl w:val="0"/>
+              </w:rPr>
+              <w:t xml:space="preserve">Localización de recursos</w:t>
+            </w:r>
+          </w:p>
+        </w:tc>
+        <w:tc>
+          <w:tcPr>
+            <w:tcBorders>
+              <w:top w:color="000000" w:space="0" w:sz="0" w:val="nil"/>
+              <w:left w:color="000000" w:space="0" w:sz="0" w:val="nil"/>
+              <w:bottom w:color="000000" w:space="0" w:sz="6" w:val="single"/>
+              <w:right w:color="000000" w:space="0" w:sz="6" w:val="single"/>
+            </w:tcBorders>
+            <w:tcMar>
+              <w:top w:w="0.0" w:type="dxa"/>
+              <w:left w:w="100.0" w:type="dxa"/>
+              <w:bottom w:w="0.0" w:type="dxa"/>
+              <w:right w:w="100.0" w:type="dxa"/>
+            </w:tcMar>
+            <w:vAlign w:val="top"/>
+          </w:tcPr>
+          <w:p>
+            <w:pPr>
+              <w:spacing w:after="0" w:line="360" w:lineRule="auto"/>
+              <w:rPr>
+                <w:rFonts w:ascii="Times New Roman" w:cs="Times New Roman" w:eastAsia="Times New Roman" w:hAnsi="Times New Roman"/>
+                <w:sz w:val="24"/>
+                <w:szCs w:val="24"/>
+              </w:rPr>
+            </w:pPr>
+            <w:r>
+              <w:rPr>
+                <w:rFonts w:ascii="Times New Roman" w:cs="Times New Roman" w:eastAsia="Times New Roman" w:hAnsi="Times New Roman"/>
+                <w:sz w:val="24"/>
+                <w:szCs w:val="24"/>
+                <w:rtl w:val="0"/>
+              </w:rPr>
+              <w:t xml:space="preserve">El sistema debe detallar la ubicación exacta (piso y estante) para los libros que se encuentren físicamente en la biblioteca institucional.</w:t>
+            </w:r>
+          </w:p>
+        </w:tc>
+        <w:tc>
+          <w:tcPr>
+            <w:tcBorders>
+              <w:top w:color="000000" w:space="0" w:sz="0" w:val="nil"/>
+              <w:left w:color="000000" w:space="0" w:sz="0" w:val="nil"/>
+              <w:bottom w:color="000000" w:space="0" w:sz="6" w:val="single"/>
+              <w:right w:color="000000" w:space="0" w:sz="6" w:val="single"/>
+            </w:tcBorders>
+            <w:tcMar>
+              <w:top w:w="0.0" w:type="dxa"/>
+              <w:left w:w="100.0" w:type="dxa"/>
+              <w:bottom w:w="0.0" w:type="dxa"/>
+              <w:right w:w="100.0" w:type="dxa"/>
+            </w:tcMar>
+            <w:vAlign w:val="top"/>
+          </w:tcPr>
+          <w:p>
+            <w:pPr>
+              <w:spacing w:after="0" w:line="360" w:lineRule="auto"/>
+              <w:rPr>
+                <w:rFonts w:ascii="Times New Roman" w:cs="Times New Roman" w:eastAsia="Times New Roman" w:hAnsi="Times New Roman"/>
+                <w:sz w:val="24"/>
+                <w:szCs w:val="24"/>
+              </w:rPr>
+            </w:pPr>
+            <w:r>
+              <w:rPr>
+                <w:rFonts w:ascii="Times New Roman" w:cs="Times New Roman" w:eastAsia="Times New Roman" w:hAnsi="Times New Roman"/>
+                <w:sz w:val="24"/>
+                <w:szCs w:val="24"/>
+                <w:rtl w:val="0"/>
+              </w:rPr>
+              <w:t xml:space="preserve">Media</w:t>
+            </w:r>
+          </w:p>
+        </w:tc>
+      </w:tr>
+      <w:tr>
+        <w:trPr>
+          <w:cantSplit w:val="0"/>
+          <w:trHeight w:val="825" w:hRule="atLeast"/>
+          <w:tblHeader w:val="0"/>
+        </w:trPr>
+        <w:tc>
+          <w:tcPr>
+            <w:tcBorders>
+              <w:top w:color="000000" w:space="0" w:sz="0" w:val="nil"/>
+              <w:left w:color="000000" w:space="0" w:sz="6" w:val="single"/>
+              <w:bottom w:color="000000" w:space="0" w:sz="6" w:val="single"/>
+              <w:right w:color="000000" w:space="0" w:sz="6" w:val="single"/>
+            </w:tcBorders>
+            <w:tcMar>
+              <w:top w:w="0.0" w:type="dxa"/>
+              <w:left w:w="100.0" w:type="dxa"/>
+              <w:bottom w:w="0.0" w:type="dxa"/>
+              <w:right w:w="100.0" w:type="dxa"/>
+            </w:tcMar>
+            <w:vAlign w:val="top"/>
+          </w:tcPr>
+          <w:p>
+            <w:pPr>
+              <w:spacing w:after="0" w:line="360" w:lineRule="auto"/>
+              <w:rPr>
+                <w:rFonts w:ascii="Times New Roman" w:cs="Times New Roman" w:eastAsia="Times New Roman" w:hAnsi="Times New Roman"/>
+                <w:b w:val="1"/>
+                <w:bCs w:val="1"/>
+                <w:sz w:val="24"/>
+                <w:szCs w:val="24"/>
+              </w:rPr>
+            </w:pPr>
+            <w:r>
+              <w:rPr>
+                <w:rFonts w:ascii="Times New Roman" w:cs="Times New Roman" w:eastAsia="Times New Roman" w:hAnsi="Times New Roman"/>
+                <w:b w:val="1"/>
+                <w:bCs w:val="1"/>
+                <w:sz w:val="24"/>
+                <w:szCs w:val="24"/>
+                <w:rtl w:val="0"/>
+              </w:rPr>
+              <w:t xml:space="preserve">RF-06</w:t>
+            </w:r>
+          </w:p>
+        </w:tc>
+        <w:tc>
+          <w:tcPr>
+            <w:tcBorders>
+              <w:top w:color="000000" w:space="0" w:sz="0" w:val="nil"/>
+              <w:left w:color="000000" w:space="0" w:sz="0" w:val="nil"/>
+              <w:bottom w:color="000000" w:space="0" w:sz="6" w:val="single"/>
+              <w:right w:color="000000" w:space="0" w:sz="6" w:val="single"/>
+            </w:tcBorders>
+            <w:tcMar>
+              <w:top w:w="0.0" w:type="dxa"/>
+              <w:left w:w="100.0" w:type="dxa"/>
+              <w:bottom w:w="0.0" w:type="dxa"/>
+              <w:right w:w="100.0" w:type="dxa"/>
+            </w:tcMar>
+            <w:vAlign w:val="top"/>
+          </w:tcPr>
+          <w:p>
+            <w:pPr>
+              <w:spacing w:after="0" w:line="360" w:lineRule="auto"/>
+              <w:rPr>
+                <w:rFonts w:ascii="Times New Roman" w:cs="Times New Roman" w:eastAsia="Times New Roman" w:hAnsi="Times New Roman"/>
+                <w:sz w:val="24"/>
+                <w:szCs w:val="24"/>
+              </w:rPr>
+            </w:pPr>
+            <w:r>
+              <w:rPr>
+                <w:rFonts w:ascii="Times New Roman" w:cs="Times New Roman" w:eastAsia="Times New Roman" w:hAnsi="Times New Roman"/>
+                <w:sz w:val="24"/>
+                <w:szCs w:val="24"/>
+                <w:rtl w:val="0"/>
+              </w:rPr>
+              <w:t xml:space="preserve">Acceso digital</w:t>
+            </w:r>
+          </w:p>
+        </w:tc>
+        <w:tc>
+          <w:tcPr>
+            <w:tcBorders>
+              <w:top w:color="000000" w:space="0" w:sz="0" w:val="nil"/>
+              <w:left w:color="000000" w:space="0" w:sz="0" w:val="nil"/>
+              <w:bottom w:color="000000" w:space="0" w:sz="6" w:val="single"/>
+              <w:right w:color="000000" w:space="0" w:sz="6" w:val="single"/>
+            </w:tcBorders>
+            <w:tcMar>
+              <w:top w:w="0.0" w:type="dxa"/>
+              <w:left w:w="100.0" w:type="dxa"/>
+              <w:bottom w:w="0.0" w:type="dxa"/>
+              <w:right w:w="100.0" w:type="dxa"/>
+            </w:tcMar>
+            <w:vAlign w:val="top"/>
+          </w:tcPr>
+          <w:p>
+            <w:pPr>
+              <w:spacing w:after="0" w:line="360" w:lineRule="auto"/>
+              <w:rPr>
+                <w:rFonts w:ascii="Times New Roman" w:cs="Times New Roman" w:eastAsia="Times New Roman" w:hAnsi="Times New Roman"/>
+                <w:sz w:val="24"/>
+                <w:szCs w:val="24"/>
+              </w:rPr>
+            </w:pPr>
+            <w:r>
+              <w:rPr>
+                <w:rFonts w:ascii="Times New Roman" w:cs="Times New Roman" w:eastAsia="Times New Roman" w:hAnsi="Times New Roman"/>
+                <w:sz w:val="24"/>
+                <w:szCs w:val="24"/>
+                <w:rtl w:val="0"/>
+              </w:rPr>
+              <w:t xml:space="preserve">El buscador debe proporcionar enlaces directos para la visualización o descarga de materiales en formato digital cuando el recurso lo permita.</w:t>
+            </w:r>
+          </w:p>
+        </w:tc>
+        <w:tc>
+          <w:tcPr>
+            <w:tcBorders>
+              <w:top w:color="000000" w:space="0" w:sz="0" w:val="nil"/>
+              <w:left w:color="000000" w:space="0" w:sz="0" w:val="nil"/>
+              <w:bottom w:color="000000" w:space="0" w:sz="6" w:val="single"/>
+              <w:right w:color="000000" w:space="0" w:sz="6" w:val="single"/>
+            </w:tcBorders>
+            <w:tcMar>
+              <w:top w:w="0.0" w:type="dxa"/>
+              <w:left w:w="100.0" w:type="dxa"/>
+              <w:bottom w:w="0.0" w:type="dxa"/>
+              <w:right w:w="100.0" w:type="dxa"/>
+            </w:tcMar>
+            <w:vAlign w:val="top"/>
+          </w:tcPr>
+          <w:p>
+            <w:pPr>
+              <w:spacing w:after="0" w:line="360" w:lineRule="auto"/>
+              <w:rPr>
+                <w:rFonts w:ascii="Times New Roman" w:cs="Times New Roman" w:eastAsia="Times New Roman" w:hAnsi="Times New Roman"/>
+                <w:sz w:val="24"/>
+                <w:szCs w:val="24"/>
+              </w:rPr>
+            </w:pPr>
+            <w:r>
+              <w:rPr>
+                <w:rFonts w:ascii="Times New Roman" w:cs="Times New Roman" w:eastAsia="Times New Roman" w:hAnsi="Times New Roman"/>
+                <w:sz w:val="24"/>
+                <w:szCs w:val="24"/>
+                <w:rtl w:val="0"/>
+              </w:rPr>
+              <w:t xml:space="preserve">Media</w:t>
+            </w:r>
+          </w:p>
+        </w:tc>
+      </w:tr>
+      <w:tr>
+        <w:trPr>
+          <w:cantSplit w:val="0"/>
+          <w:trHeight w:val="825" w:hRule="atLeast"/>
+          <w:tblHeader w:val="0"/>
+        </w:trPr>
+        <w:tc>
+          <w:tcPr>
+            <w:tcBorders>
+              <w:top w:color="000000" w:space="0" w:sz="0" w:val="nil"/>
+              <w:left w:color="000000" w:space="0" w:sz="6" w:val="single"/>
+              <w:bottom w:color="000000" w:space="0" w:sz="6" w:val="single"/>
+              <w:right w:color="000000" w:space="0" w:sz="6" w:val="single"/>
+            </w:tcBorders>
+            <w:tcMar>
+              <w:top w:w="0.0" w:type="dxa"/>
+              <w:left w:w="100.0" w:type="dxa"/>
+              <w:bottom w:w="0.0" w:type="dxa"/>
+              <w:right w:w="100.0" w:type="dxa"/>
+            </w:tcMar>
+            <w:vAlign w:val="top"/>
+          </w:tcPr>
+          <w:p>
+            <w:pPr>
+              <w:spacing w:after="0" w:line="360" w:lineRule="auto"/>
+              <w:rPr>
+                <w:rFonts w:ascii="Times New Roman" w:cs="Times New Roman" w:eastAsia="Times New Roman" w:hAnsi="Times New Roman"/>
+                <w:b w:val="1"/>
+                <w:bCs w:val="1"/>
+                <w:sz w:val="24"/>
+                <w:szCs w:val="24"/>
+              </w:rPr>
+            </w:pPr>
+            <w:r>
+              <w:rPr>
+                <w:rFonts w:ascii="Times New Roman" w:cs="Times New Roman" w:eastAsia="Times New Roman" w:hAnsi="Times New Roman"/>
+                <w:b w:val="1"/>
+                <w:bCs w:val="1"/>
+                <w:sz w:val="24"/>
+                <w:szCs w:val="24"/>
+                <w:rtl w:val="0"/>
+              </w:rPr>
+              <w:t xml:space="preserve">RF-07</w:t>
+            </w:r>
+          </w:p>
+        </w:tc>
+        <w:tc>
+          <w:tcPr>
+            <w:tcBorders>
+              <w:top w:color="000000" w:space="0" w:sz="0" w:val="nil"/>
+              <w:left w:color="000000" w:space="0" w:sz="0" w:val="nil"/>
+              <w:bottom w:color="000000" w:space="0" w:sz="6" w:val="single"/>
+              <w:right w:color="000000" w:space="0" w:sz="6" w:val="single"/>
+            </w:tcBorders>
+            <w:tcMar>
+              <w:top w:w="0.0" w:type="dxa"/>
+              <w:left w:w="100.0" w:type="dxa"/>
+              <w:bottom w:w="0.0" w:type="dxa"/>
+              <w:right w:w="100.0" w:type="dxa"/>
+            </w:tcMar>
+            <w:vAlign w:val="top"/>
+          </w:tcPr>
+          <w:p>
+            <w:pPr>
+              <w:spacing w:after="0" w:line="360" w:lineRule="auto"/>
+              <w:rPr>
+                <w:rFonts w:ascii="Times New Roman" w:cs="Times New Roman" w:eastAsia="Times New Roman" w:hAnsi="Times New Roman"/>
+                <w:sz w:val="24"/>
+                <w:szCs w:val="24"/>
+              </w:rPr>
+            </w:pPr>
+            <w:r>
+              <w:rPr>
+                <w:rFonts w:ascii="Times New Roman" w:cs="Times New Roman" w:eastAsia="Times New Roman" w:hAnsi="Times New Roman"/>
+                <w:sz w:val="24"/>
+                <w:szCs w:val="24"/>
+                <w:rtl w:val="0"/>
+              </w:rPr>
+              <w:t xml:space="preserve">Gestión de inventario</w:t>
+            </w:r>
+          </w:p>
+        </w:tc>
+        <w:tc>
+          <w:tcPr>
+            <w:tcBorders>
+              <w:top w:color="000000" w:space="0" w:sz="0" w:val="nil"/>
+              <w:left w:color="000000" w:space="0" w:sz="0" w:val="nil"/>
+              <w:bottom w:color="000000" w:space="0" w:sz="6" w:val="single"/>
+              <w:right w:color="000000" w:space="0" w:sz="6" w:val="single"/>
+            </w:tcBorders>
+            <w:tcMar>
+              <w:top w:w="0.0" w:type="dxa"/>
+              <w:left w:w="100.0" w:type="dxa"/>
+              <w:bottom w:w="0.0" w:type="dxa"/>
+              <w:right w:w="100.0" w:type="dxa"/>
+            </w:tcMar>
+            <w:vAlign w:val="top"/>
+          </w:tcPr>
+          <w:p>
+            <w:pPr>
+              <w:spacing w:after="0" w:line="360" w:lineRule="auto"/>
+              <w:rPr>
+                <w:rFonts w:ascii="Times New Roman" w:cs="Times New Roman" w:eastAsia="Times New Roman" w:hAnsi="Times New Roman"/>
+                <w:sz w:val="24"/>
+                <w:szCs w:val="24"/>
+              </w:rPr>
+            </w:pPr>
+            <w:r>
+              <w:rPr>
+                <w:rFonts w:ascii="Times New Roman" w:cs="Times New Roman" w:eastAsia="Times New Roman" w:hAnsi="Times New Roman"/>
+                <w:sz w:val="24"/>
+                <w:szCs w:val="24"/>
+                <w:rtl w:val="0"/>
+              </w:rPr>
+              <w:t xml:space="preserve">El sistema debe permitir la administración integral (crear, leer, actualizar y eliminar) de los registros bibliográficos del inventario físico local almacenados en la base de datos institucional.</w:t>
+            </w:r>
+          </w:p>
+        </w:tc>
+        <w:tc>
+          <w:tcPr>
+            <w:tcBorders>
+              <w:top w:color="000000" w:space="0" w:sz="0" w:val="nil"/>
+              <w:left w:color="000000" w:space="0" w:sz="0" w:val="nil"/>
+              <w:bottom w:color="000000" w:space="0" w:sz="6" w:val="single"/>
+              <w:right w:color="000000" w:space="0" w:sz="6" w:val="single"/>
+            </w:tcBorders>
+            <w:tcMar>
+              <w:top w:w="0.0" w:type="dxa"/>
+              <w:left w:w="100.0" w:type="dxa"/>
+              <w:bottom w:w="0.0" w:type="dxa"/>
+              <w:right w:w="100.0" w:type="dxa"/>
+            </w:tcMar>
+            <w:vAlign w:val="top"/>
+          </w:tcPr>
+          <w:p>
+            <w:pPr>
+              <w:spacing w:after="0" w:line="360" w:lineRule="auto"/>
+              <w:rPr>
+                <w:rFonts w:ascii="Times New Roman" w:cs="Times New Roman" w:eastAsia="Times New Roman" w:hAnsi="Times New Roman"/>
+                <w:sz w:val="24"/>
+                <w:szCs w:val="24"/>
+              </w:rPr>
+            </w:pPr>
+            <w:r>
+              <w:rPr>
+                <w:rFonts w:ascii="Times New Roman" w:cs="Times New Roman" w:eastAsia="Times New Roman" w:hAnsi="Times New Roman"/>
+                <w:sz w:val="24"/>
+                <w:szCs w:val="24"/>
+                <w:rtl w:val="0"/>
+              </w:rPr>
+              <w:t xml:space="preserve">Media</w:t>
+            </w:r>
+          </w:p>
+        </w:tc>
+      </w:tr>
+    </w:tbl>
+    <w:p>
+      <w:pPr>
+        <w:spacing w:line="360" w:lineRule="auto"/>
         <w:rPr>
           <w:rFonts w:ascii="Times New Roman" w:cs="Times New Roman" w:eastAsia="Times New Roman" w:hAnsi="Times New Roman"/>
           <w:b w:val="1"/>
           <w:bCs w:val="1"/>
+          <w:sz w:val="24"/>
+          <w:szCs w:val="24"/>
+        </w:rPr>
+      </w:pPr>
+      <w:r>
+        <w:rPr>
+          <w:rtl w:val="0"/>
+        </w:rPr>
+      </w:r>
+    </w:p>
+    <w:p>
+      <w:pPr>
+        <w:pStyle w:val="Heading3"/>
+        <w:spacing w:line="360" w:lineRule="auto"/>
+        <w:ind w:left="0" w:firstLine="0"/>
+        <w:rPr>
+          <w:rFonts w:ascii="Times New Roman" w:cs="Times New Roman" w:eastAsia="Times New Roman" w:hAnsi="Times New Roman"/>
+          <w:color w:val="000000"/>
+        </w:rPr>
+      </w:pPr>
+      <w:bookmarkStart w:colFirst="0" w:colLast="0" w:name="_heading=h.4mnexqg1nahm" w:id="18"/>
+      <w:bookmarkEnd w:id="18"/>
+      <w:r>
+        <w:rPr>
+          <w:rtl w:val="0"/>
+        </w:rPr>
+      </w:r>
+    </w:p>
+    <w:p>
+      <w:pPr>
+        <w:rPr/>
+      </w:pPr>
+      <w:r>
+        <w:rPr>
+          <w:rtl w:val="0"/>
+        </w:rPr>
+      </w:r>
+    </w:p>
+    <w:p>
+      <w:pPr>
+        <w:rPr/>
+      </w:pPr>
+      <w:r>
+        <w:rPr>
+          <w:rtl w:val="0"/>
+        </w:rPr>
+      </w:r>
+    </w:p>
+    <w:p>
+      <w:pPr>
+        <w:pStyle w:val="Heading3"/>
+        <w:spacing w:line="360" w:lineRule="auto"/>
+        <w:ind w:left="0" w:firstLine="0"/>
+        <w:rPr>
+          <w:rFonts w:ascii="Times New Roman" w:cs="Times New Roman" w:eastAsia="Times New Roman" w:hAnsi="Times New Roman"/>
+          <w:b w:val="1"/>
+          <w:bCs w:val="1"/>
+          <w:color w:val="000000"/>
+        </w:rPr>
+      </w:pPr>
+      <w:bookmarkStart w:colFirst="0" w:colLast="0" w:name="_heading=h.6r55bmaj633n" w:id="19"/>
+      <w:bookmarkEnd w:id="19"/>
+      <w:r>
+        <w:rPr>
+          <w:rFonts w:ascii="Times New Roman" w:cs="Times New Roman" w:eastAsia="Times New Roman" w:hAnsi="Times New Roman"/>
+          <w:b w:val="1"/>
+          <w:bCs w:val="1"/>
+          <w:color w:val="000000"/>
+          <w:rtl w:val="0"/>
+        </w:rPr>
+        <w:t xml:space="preserve">2.1.2. Requerimientos No Funcionales – Atributos de Calidad</w:t>
+      </w:r>
+    </w:p>
+    <w:p>
+      <w:pPr>
+        <w:spacing w:line="360" w:lineRule="auto"/>
+        <w:rPr>
+          <w:rFonts w:ascii="Times New Roman" w:cs="Times New Roman" w:eastAsia="Times New Roman" w:hAnsi="Times New Roman"/>
           <w:sz w:val="24"/>
           <w:szCs w:val="24"/>
         </w:rPr>
@@ -5707,959 +7091,8 @@
     <w:sdt>
       <w:sdtPr>
         <w:lock w:val="contentLocked"/>
-        <w:id w:val="927310751"/>
+        <w:id w:val="-387262241"/>
         <w:tag w:val="goog_rdk_0"/>
-      </w:sdtPr>
-      <w:sdtContent>
-        <w:tbl>
-          <w:tblPr>
-            <w:tblStyle w:val="Table4"/>
-            <w:tblW w:w="8655.0" w:type="dxa"/>
-            <w:jc w:val="left"/>
-            <w:tblInd w:w="-345.0" w:type="dxa"/>
-            <w:tblBorders>
-              <w:top w:color="000000" w:space="0" w:sz="0" w:val="nil"/>
-              <w:left w:color="000000" w:space="0" w:sz="0" w:val="nil"/>
-              <w:bottom w:color="000000" w:space="0" w:sz="0" w:val="nil"/>
-              <w:right w:color="000000" w:space="0" w:sz="0" w:val="nil"/>
-              <w:insideH w:color="000000" w:space="0" w:sz="0" w:val="nil"/>
-              <w:insideV w:color="000000" w:space="0" w:sz="0" w:val="nil"/>
-            </w:tblBorders>
-            <w:tblLayout w:type="fixed"/>
-            <w:tblLook w:val="0600"/>
-          </w:tblPr>
-          <w:tblGrid>
-            <w:gridCol w:w="1110"/>
-            <w:gridCol w:w="6180"/>
-            <w:gridCol w:w="1365"/>
-            <w:tblGridChange w:id="0">
-              <w:tblGrid>
-                <w:gridCol w:w="1110"/>
-                <w:gridCol w:w="6180"/>
-                <w:gridCol w:w="1365"/>
-              </w:tblGrid>
-            </w:tblGridChange>
-          </w:tblGrid>
-          <w:tr>
-            <w:trPr>
-              <w:cantSplit w:val="0"/>
-              <w:trHeight w:val="722.373046875" w:hRule="atLeast"/>
-              <w:tblHeader w:val="0"/>
-            </w:trPr>
-            <w:tc>
-              <w:tcPr>
-                <w:tcBorders>
-                  <w:top w:color="1f1f1f" w:space="0" w:sz="6" w:val="single"/>
-                  <w:left w:color="1f1f1f" w:space="0" w:sz="6" w:val="single"/>
-                  <w:bottom w:color="1f1f1f" w:space="0" w:sz="6" w:val="single"/>
-                  <w:right w:color="1f1f1f" w:space="0" w:sz="6" w:val="single"/>
-                </w:tcBorders>
-                <w:shd w:fill="efefef" w:val="clear"/>
-                <w:tcMar>
-                  <w:top w:w="240.0" w:type="dxa"/>
-                  <w:left w:w="0.0" w:type="dxa"/>
-                  <w:bottom w:w="240.0" w:type="dxa"/>
-                  <w:right w:w="180.0" w:type="dxa"/>
-                </w:tcMar>
-                <w:vAlign w:val="top"/>
-              </w:tcPr>
-              <w:p>
-                <w:pPr>
-                  <w:spacing w:after="480" w:line="360" w:lineRule="auto"/>
-                  <w:jc w:val="center"/>
-                  <w:rPr>
-                    <w:rFonts w:ascii="Times New Roman" w:cs="Times New Roman" w:eastAsia="Times New Roman" w:hAnsi="Times New Roman"/>
-                    <w:sz w:val="24"/>
-                    <w:szCs w:val="24"/>
-                  </w:rPr>
-                </w:pPr>
-                <w:r>
-                  <w:rPr>
-                    <w:rFonts w:ascii="Times New Roman" w:cs="Times New Roman" w:eastAsia="Times New Roman" w:hAnsi="Times New Roman"/>
-                    <w:sz w:val="24"/>
-                    <w:szCs w:val="24"/>
-                    <w:rtl w:val="0"/>
-                  </w:rPr>
-                  <w:t xml:space="preserve">ID</w:t>
-                </w:r>
-              </w:p>
-            </w:tc>
-            <w:tc>
-              <w:tcPr>
-                <w:tcBorders>
-                  <w:top w:color="1f1f1f" w:space="0" w:sz="6" w:val="single"/>
-                  <w:left w:color="1f1f1f" w:space="0" w:sz="6" w:val="single"/>
-                  <w:bottom w:color="1f1f1f" w:space="0" w:sz="6" w:val="single"/>
-                  <w:right w:color="1f1f1f" w:space="0" w:sz="6" w:val="single"/>
-                </w:tcBorders>
-                <w:shd w:fill="efefef" w:val="clear"/>
-                <w:tcMar>
-                  <w:top w:w="240.0" w:type="dxa"/>
-                  <w:left w:w="0.0" w:type="dxa"/>
-                  <w:bottom w:w="240.0" w:type="dxa"/>
-                  <w:right w:w="180.0" w:type="dxa"/>
-                </w:tcMar>
-                <w:vAlign w:val="top"/>
-              </w:tcPr>
-              <w:p>
-                <w:pPr>
-                  <w:spacing w:after="480" w:line="360" w:lineRule="auto"/>
-                  <w:jc w:val="center"/>
-                  <w:rPr>
-                    <w:rFonts w:ascii="Times New Roman" w:cs="Times New Roman" w:eastAsia="Times New Roman" w:hAnsi="Times New Roman"/>
-                    <w:sz w:val="24"/>
-                    <w:szCs w:val="24"/>
-                  </w:rPr>
-                </w:pPr>
-                <w:r>
-                  <w:rPr>
-                    <w:rFonts w:ascii="Times New Roman" w:cs="Times New Roman" w:eastAsia="Times New Roman" w:hAnsi="Times New Roman"/>
-                    <w:sz w:val="24"/>
-                    <w:szCs w:val="24"/>
-                    <w:rtl w:val="0"/>
-                  </w:rPr>
-                  <w:t xml:space="preserve">Descripción</w:t>
-                </w:r>
-              </w:p>
-            </w:tc>
-            <w:tc>
-              <w:tcPr>
-                <w:tcBorders>
-                  <w:top w:color="1f1f1f" w:space="0" w:sz="6" w:val="single"/>
-                  <w:left w:color="1f1f1f" w:space="0" w:sz="6" w:val="single"/>
-                  <w:bottom w:color="1f1f1f" w:space="0" w:sz="6" w:val="single"/>
-                  <w:right w:color="1f1f1f" w:space="0" w:sz="6" w:val="single"/>
-                </w:tcBorders>
-                <w:shd w:fill="efefef" w:val="clear"/>
-                <w:tcMar>
-                  <w:top w:w="240.0" w:type="dxa"/>
-                  <w:left w:w="0.0" w:type="dxa"/>
-                  <w:bottom w:w="240.0" w:type="dxa"/>
-                  <w:right w:w="0.0" w:type="dxa"/>
-                </w:tcMar>
-                <w:vAlign w:val="top"/>
-              </w:tcPr>
-              <w:p>
-                <w:pPr>
-                  <w:spacing w:after="480" w:line="360" w:lineRule="auto"/>
-                  <w:jc w:val="center"/>
-                  <w:rPr>
-                    <w:rFonts w:ascii="Times New Roman" w:cs="Times New Roman" w:eastAsia="Times New Roman" w:hAnsi="Times New Roman"/>
-                    <w:sz w:val="24"/>
-                    <w:szCs w:val="24"/>
-                  </w:rPr>
-                </w:pPr>
-                <w:r>
-                  <w:rPr>
-                    <w:rFonts w:ascii="Times New Roman" w:cs="Times New Roman" w:eastAsia="Times New Roman" w:hAnsi="Times New Roman"/>
-                    <w:sz w:val="24"/>
-                    <w:szCs w:val="24"/>
-                    <w:rtl w:val="0"/>
-                  </w:rPr>
-                  <w:t xml:space="preserve">Prioridad</w:t>
-                </w:r>
-              </w:p>
-            </w:tc>
-          </w:tr>
-          <w:tr>
-            <w:trPr>
-              <w:cantSplit w:val="0"/>
-              <w:trHeight w:val="1249.74609375" w:hRule="atLeast"/>
-              <w:tblHeader w:val="0"/>
-            </w:trPr>
-            <w:tc>
-              <w:tcPr>
-                <w:tcBorders>
-                  <w:top w:color="1f1f1f" w:space="0" w:sz="6" w:val="single"/>
-                  <w:left w:color="1f1f1f" w:space="0" w:sz="6" w:val="single"/>
-                  <w:bottom w:color="1f1f1f" w:space="0" w:sz="6" w:val="single"/>
-                  <w:right w:color="1f1f1f" w:space="0" w:sz="6" w:val="single"/>
-                </w:tcBorders>
-                <w:tcMar>
-                  <w:top w:w="240.0" w:type="dxa"/>
-                  <w:left w:w="0.0" w:type="dxa"/>
-                  <w:bottom w:w="240.0" w:type="dxa"/>
-                  <w:right w:w="180.0" w:type="dxa"/>
-                </w:tcMar>
-                <w:vAlign w:val="top"/>
-              </w:tcPr>
-              <w:p>
-                <w:pPr>
-                  <w:spacing w:after="480" w:line="360" w:lineRule="auto"/>
-                  <w:jc w:val="center"/>
-                  <w:rPr>
-                    <w:rFonts w:ascii="Times New Roman" w:cs="Times New Roman" w:eastAsia="Times New Roman" w:hAnsi="Times New Roman"/>
-                    <w:sz w:val="24"/>
-                    <w:szCs w:val="24"/>
-                  </w:rPr>
-                </w:pPr>
-                <w:r>
-                  <w:rPr>
-                    <w:rFonts w:ascii="Times New Roman" w:cs="Times New Roman" w:eastAsia="Times New Roman" w:hAnsi="Times New Roman"/>
-                    <w:sz w:val="24"/>
-                    <w:szCs w:val="24"/>
-                    <w:rtl w:val="0"/>
-                  </w:rPr>
-                  <w:t xml:space="preserve">RF01</w:t>
-                </w:r>
-              </w:p>
-            </w:tc>
-            <w:tc>
-              <w:tcPr>
-                <w:tcBorders>
-                  <w:top w:color="1f1f1f" w:space="0" w:sz="6" w:val="single"/>
-                  <w:left w:color="1f1f1f" w:space="0" w:sz="6" w:val="single"/>
-                  <w:bottom w:color="1f1f1f" w:space="0" w:sz="6" w:val="single"/>
-                  <w:right w:color="1f1f1f" w:space="0" w:sz="6" w:val="single"/>
-                </w:tcBorders>
-                <w:tcMar>
-                  <w:top w:w="240.0" w:type="dxa"/>
-                  <w:left w:w="0.0" w:type="dxa"/>
-                  <w:bottom w:w="240.0" w:type="dxa"/>
-                  <w:right w:w="180.0" w:type="dxa"/>
-                </w:tcMar>
-                <w:vAlign w:val="top"/>
-              </w:tcPr>
-              <w:p>
-                <w:pPr>
-                  <w:spacing w:after="480" w:line="360" w:lineRule="auto"/>
-                  <w:jc w:val="center"/>
-                  <w:rPr>
-                    <w:rFonts w:ascii="Times New Roman" w:cs="Times New Roman" w:eastAsia="Times New Roman" w:hAnsi="Times New Roman"/>
-                    <w:sz w:val="24"/>
-                    <w:szCs w:val="24"/>
-                  </w:rPr>
-                </w:pPr>
-                <w:r>
-                  <w:rPr>
-                    <w:rFonts w:ascii="Times New Roman" w:cs="Times New Roman" w:eastAsia="Times New Roman" w:hAnsi="Times New Roman"/>
-                    <w:sz w:val="24"/>
-                    <w:szCs w:val="24"/>
-                    <w:rtl w:val="0"/>
-                  </w:rPr>
-                  <w:t xml:space="preserve">Búsqueda de libros en fuente externa (Google Books API).</w:t>
-                </w:r>
-              </w:p>
-            </w:tc>
-            <w:tc>
-              <w:tcPr>
-                <w:tcBorders>
-                  <w:top w:color="1f1f1f" w:space="0" w:sz="6" w:val="single"/>
-                  <w:left w:color="1f1f1f" w:space="0" w:sz="6" w:val="single"/>
-                  <w:bottom w:color="1f1f1f" w:space="0" w:sz="6" w:val="single"/>
-                  <w:right w:color="1f1f1f" w:space="0" w:sz="6" w:val="single"/>
-                </w:tcBorders>
-                <w:tcMar>
-                  <w:top w:w="240.0" w:type="dxa"/>
-                  <w:left w:w="0.0" w:type="dxa"/>
-                  <w:bottom w:w="240.0" w:type="dxa"/>
-                  <w:right w:w="0.0" w:type="dxa"/>
-                </w:tcMar>
-                <w:vAlign w:val="top"/>
-              </w:tcPr>
-              <w:p>
-                <w:pPr>
-                  <w:spacing w:after="480" w:line="360" w:lineRule="auto"/>
-                  <w:jc w:val="center"/>
-                  <w:rPr>
-                    <w:rFonts w:ascii="Times New Roman" w:cs="Times New Roman" w:eastAsia="Times New Roman" w:hAnsi="Times New Roman"/>
-                    <w:sz w:val="24"/>
-                    <w:szCs w:val="24"/>
-                  </w:rPr>
-                </w:pPr>
-                <w:r>
-                  <w:rPr>
-                    <w:rFonts w:ascii="Times New Roman" w:cs="Times New Roman" w:eastAsia="Times New Roman" w:hAnsi="Times New Roman"/>
-                    <w:sz w:val="24"/>
-                    <w:szCs w:val="24"/>
-                    <w:rtl w:val="0"/>
-                  </w:rPr>
-                  <w:t xml:space="preserve">Alta</w:t>
-                </w:r>
-              </w:p>
-            </w:tc>
-          </w:tr>
-          <w:tr>
-            <w:trPr>
-              <w:cantSplit w:val="0"/>
-              <w:trHeight w:val="780" w:hRule="atLeast"/>
-              <w:tblHeader w:val="0"/>
-            </w:trPr>
-            <w:tc>
-              <w:tcPr>
-                <w:tcBorders>
-                  <w:top w:color="1f1f1f" w:space="0" w:sz="6" w:val="single"/>
-                  <w:left w:color="1f1f1f" w:space="0" w:sz="6" w:val="single"/>
-                  <w:bottom w:color="1f1f1f" w:space="0" w:sz="6" w:val="single"/>
-                  <w:right w:color="1f1f1f" w:space="0" w:sz="6" w:val="single"/>
-                </w:tcBorders>
-                <w:tcMar>
-                  <w:top w:w="240.0" w:type="dxa"/>
-                  <w:left w:w="0.0" w:type="dxa"/>
-                  <w:bottom w:w="240.0" w:type="dxa"/>
-                  <w:right w:w="180.0" w:type="dxa"/>
-                </w:tcMar>
-                <w:vAlign w:val="top"/>
-              </w:tcPr>
-              <w:p>
-                <w:pPr>
-                  <w:spacing w:after="480" w:line="360" w:lineRule="auto"/>
-                  <w:jc w:val="center"/>
-                  <w:rPr>
-                    <w:rFonts w:ascii="Times New Roman" w:cs="Times New Roman" w:eastAsia="Times New Roman" w:hAnsi="Times New Roman"/>
-                    <w:sz w:val="24"/>
-                    <w:szCs w:val="24"/>
-                  </w:rPr>
-                </w:pPr>
-                <w:r>
-                  <w:rPr>
-                    <w:rFonts w:ascii="Times New Roman" w:cs="Times New Roman" w:eastAsia="Times New Roman" w:hAnsi="Times New Roman"/>
-                    <w:sz w:val="24"/>
-                    <w:szCs w:val="24"/>
-                    <w:rtl w:val="0"/>
-                  </w:rPr>
-                  <w:t xml:space="preserve">RF02</w:t>
-                </w:r>
-              </w:p>
-            </w:tc>
-            <w:tc>
-              <w:tcPr>
-                <w:tcBorders>
-                  <w:top w:color="1f1f1f" w:space="0" w:sz="6" w:val="single"/>
-                  <w:left w:color="1f1f1f" w:space="0" w:sz="6" w:val="single"/>
-                  <w:bottom w:color="1f1f1f" w:space="0" w:sz="6" w:val="single"/>
-                  <w:right w:color="1f1f1f" w:space="0" w:sz="6" w:val="single"/>
-                </w:tcBorders>
-                <w:tcMar>
-                  <w:top w:w="240.0" w:type="dxa"/>
-                  <w:left w:w="0.0" w:type="dxa"/>
-                  <w:bottom w:w="240.0" w:type="dxa"/>
-                  <w:right w:w="180.0" w:type="dxa"/>
-                </w:tcMar>
-                <w:vAlign w:val="top"/>
-              </w:tcPr>
-              <w:p>
-                <w:pPr>
-                  <w:spacing w:after="480" w:line="360" w:lineRule="auto"/>
-                  <w:jc w:val="center"/>
-                  <w:rPr>
-                    <w:rFonts w:ascii="Times New Roman" w:cs="Times New Roman" w:eastAsia="Times New Roman" w:hAnsi="Times New Roman"/>
-                    <w:sz w:val="24"/>
-                    <w:szCs w:val="24"/>
-                  </w:rPr>
-                </w:pPr>
-                <w:r>
-                  <w:rPr>
-                    <w:rFonts w:ascii="Times New Roman" w:cs="Times New Roman" w:eastAsia="Times New Roman" w:hAnsi="Times New Roman"/>
-                    <w:sz w:val="24"/>
-                    <w:szCs w:val="24"/>
-                    <w:rtl w:val="0"/>
-                  </w:rPr>
-                  <w:t xml:space="preserve">Búsqueda de libros en base de datos local (MySQL).</w:t>
-                </w:r>
-              </w:p>
-            </w:tc>
-            <w:tc>
-              <w:tcPr>
-                <w:tcBorders>
-                  <w:top w:color="1f1f1f" w:space="0" w:sz="6" w:val="single"/>
-                  <w:left w:color="1f1f1f" w:space="0" w:sz="6" w:val="single"/>
-                  <w:bottom w:color="1f1f1f" w:space="0" w:sz="6" w:val="single"/>
-                  <w:right w:color="1f1f1f" w:space="0" w:sz="6" w:val="single"/>
-                </w:tcBorders>
-                <w:tcMar>
-                  <w:top w:w="240.0" w:type="dxa"/>
-                  <w:left w:w="0.0" w:type="dxa"/>
-                  <w:bottom w:w="240.0" w:type="dxa"/>
-                  <w:right w:w="0.0" w:type="dxa"/>
-                </w:tcMar>
-                <w:vAlign w:val="top"/>
-              </w:tcPr>
-              <w:p>
-                <w:pPr>
-                  <w:spacing w:after="480" w:line="360" w:lineRule="auto"/>
-                  <w:jc w:val="center"/>
-                  <w:rPr>
-                    <w:rFonts w:ascii="Times New Roman" w:cs="Times New Roman" w:eastAsia="Times New Roman" w:hAnsi="Times New Roman"/>
-                    <w:sz w:val="24"/>
-                    <w:szCs w:val="24"/>
-                  </w:rPr>
-                </w:pPr>
-                <w:r>
-                  <w:rPr>
-                    <w:rFonts w:ascii="Times New Roman" w:cs="Times New Roman" w:eastAsia="Times New Roman" w:hAnsi="Times New Roman"/>
-                    <w:sz w:val="24"/>
-                    <w:szCs w:val="24"/>
-                    <w:rtl w:val="0"/>
-                  </w:rPr>
-                  <w:t xml:space="preserve">Alta</w:t>
-                </w:r>
-              </w:p>
-            </w:tc>
-          </w:tr>
-          <w:tr>
-            <w:trPr>
-              <w:cantSplit w:val="0"/>
-              <w:trHeight w:val="1065" w:hRule="atLeast"/>
-              <w:tblHeader w:val="0"/>
-            </w:trPr>
-            <w:tc>
-              <w:tcPr>
-                <w:tcBorders>
-                  <w:top w:color="1f1f1f" w:space="0" w:sz="6" w:val="single"/>
-                  <w:left w:color="1f1f1f" w:space="0" w:sz="6" w:val="single"/>
-                  <w:bottom w:color="1f1f1f" w:space="0" w:sz="6" w:val="single"/>
-                  <w:right w:color="1f1f1f" w:space="0" w:sz="6" w:val="single"/>
-                </w:tcBorders>
-                <w:tcMar>
-                  <w:top w:w="240.0" w:type="dxa"/>
-                  <w:left w:w="0.0" w:type="dxa"/>
-                  <w:bottom w:w="240.0" w:type="dxa"/>
-                  <w:right w:w="180.0" w:type="dxa"/>
-                </w:tcMar>
-                <w:vAlign w:val="top"/>
-              </w:tcPr>
-              <w:p>
-                <w:pPr>
-                  <w:spacing w:after="480" w:line="360" w:lineRule="auto"/>
-                  <w:jc w:val="center"/>
-                  <w:rPr>
-                    <w:rFonts w:ascii="Times New Roman" w:cs="Times New Roman" w:eastAsia="Times New Roman" w:hAnsi="Times New Roman"/>
-                    <w:sz w:val="24"/>
-                    <w:szCs w:val="24"/>
-                  </w:rPr>
-                </w:pPr>
-                <w:r>
-                  <w:rPr>
-                    <w:rFonts w:ascii="Times New Roman" w:cs="Times New Roman" w:eastAsia="Times New Roman" w:hAnsi="Times New Roman"/>
-                    <w:sz w:val="24"/>
-                    <w:szCs w:val="24"/>
-                    <w:rtl w:val="0"/>
-                  </w:rPr>
-                  <w:t xml:space="preserve">RF03</w:t>
-                </w:r>
-              </w:p>
-            </w:tc>
-            <w:tc>
-              <w:tcPr>
-                <w:tcBorders>
-                  <w:top w:color="1f1f1f" w:space="0" w:sz="6" w:val="single"/>
-                  <w:left w:color="1f1f1f" w:space="0" w:sz="6" w:val="single"/>
-                  <w:bottom w:color="1f1f1f" w:space="0" w:sz="6" w:val="single"/>
-                  <w:right w:color="1f1f1f" w:space="0" w:sz="6" w:val="single"/>
-                </w:tcBorders>
-                <w:tcMar>
-                  <w:top w:w="240.0" w:type="dxa"/>
-                  <w:left w:w="0.0" w:type="dxa"/>
-                  <w:bottom w:w="240.0" w:type="dxa"/>
-                  <w:right w:w="180.0" w:type="dxa"/>
-                </w:tcMar>
-                <w:vAlign w:val="top"/>
-              </w:tcPr>
-              <w:p>
-                <w:pPr>
-                  <w:spacing w:after="480" w:line="360" w:lineRule="auto"/>
-                  <w:jc w:val="center"/>
-                  <w:rPr>
-                    <w:rFonts w:ascii="Times New Roman" w:cs="Times New Roman" w:eastAsia="Times New Roman" w:hAnsi="Times New Roman"/>
-                    <w:sz w:val="24"/>
-                    <w:szCs w:val="24"/>
-                  </w:rPr>
-                </w:pPr>
-                <w:r>
-                  <w:rPr>
-                    <w:rFonts w:ascii="Times New Roman" w:cs="Times New Roman" w:eastAsia="Times New Roman" w:hAnsi="Times New Roman"/>
-                    <w:sz w:val="24"/>
-                    <w:szCs w:val="24"/>
-                    <w:rtl w:val="0"/>
-                  </w:rPr>
-                  <w:t xml:space="preserve">Unificación de resultados de múltiples fuentes en una vista única.</w:t>
-                </w:r>
-              </w:p>
-            </w:tc>
-            <w:tc>
-              <w:tcPr>
-                <w:tcBorders>
-                  <w:top w:color="1f1f1f" w:space="0" w:sz="6" w:val="single"/>
-                  <w:left w:color="1f1f1f" w:space="0" w:sz="6" w:val="single"/>
-                  <w:bottom w:color="1f1f1f" w:space="0" w:sz="6" w:val="single"/>
-                  <w:right w:color="1f1f1f" w:space="0" w:sz="6" w:val="single"/>
-                </w:tcBorders>
-                <w:tcMar>
-                  <w:top w:w="240.0" w:type="dxa"/>
-                  <w:left w:w="0.0" w:type="dxa"/>
-                  <w:bottom w:w="240.0" w:type="dxa"/>
-                  <w:right w:w="0.0" w:type="dxa"/>
-                </w:tcMar>
-                <w:vAlign w:val="top"/>
-              </w:tcPr>
-              <w:p>
-                <w:pPr>
-                  <w:spacing w:after="480" w:line="360" w:lineRule="auto"/>
-                  <w:jc w:val="center"/>
-                  <w:rPr>
-                    <w:rFonts w:ascii="Times New Roman" w:cs="Times New Roman" w:eastAsia="Times New Roman" w:hAnsi="Times New Roman"/>
-                    <w:sz w:val="24"/>
-                    <w:szCs w:val="24"/>
-                  </w:rPr>
-                </w:pPr>
-                <w:r>
-                  <w:rPr>
-                    <w:rFonts w:ascii="Times New Roman" w:cs="Times New Roman" w:eastAsia="Times New Roman" w:hAnsi="Times New Roman"/>
-                    <w:sz w:val="24"/>
-                    <w:szCs w:val="24"/>
-                    <w:rtl w:val="0"/>
-                  </w:rPr>
-                  <w:t xml:space="preserve">Alta</w:t>
-                </w:r>
-              </w:p>
-            </w:tc>
-          </w:tr>
-          <w:tr>
-            <w:trPr>
-              <w:cantSplit w:val="0"/>
-              <w:trHeight w:val="1065" w:hRule="atLeast"/>
-              <w:tblHeader w:val="0"/>
-            </w:trPr>
-            <w:tc>
-              <w:tcPr>
-                <w:tcBorders>
-                  <w:top w:color="1f1f1f" w:space="0" w:sz="6" w:val="single"/>
-                  <w:left w:color="1f1f1f" w:space="0" w:sz="6" w:val="single"/>
-                  <w:bottom w:color="1f1f1f" w:space="0" w:sz="6" w:val="single"/>
-                  <w:right w:color="1f1f1f" w:space="0" w:sz="6" w:val="single"/>
-                </w:tcBorders>
-                <w:tcMar>
-                  <w:top w:w="240.0" w:type="dxa"/>
-                  <w:left w:w="0.0" w:type="dxa"/>
-                  <w:bottom w:w="240.0" w:type="dxa"/>
-                  <w:right w:w="180.0" w:type="dxa"/>
-                </w:tcMar>
-                <w:vAlign w:val="top"/>
-              </w:tcPr>
-              <w:p>
-                <w:pPr>
-                  <w:spacing w:after="480" w:line="360" w:lineRule="auto"/>
-                  <w:jc w:val="center"/>
-                  <w:rPr>
-                    <w:rFonts w:ascii="Times New Roman" w:cs="Times New Roman" w:eastAsia="Times New Roman" w:hAnsi="Times New Roman"/>
-                    <w:sz w:val="24"/>
-                    <w:szCs w:val="24"/>
-                  </w:rPr>
-                </w:pPr>
-                <w:r>
-                  <w:rPr>
-                    <w:rFonts w:ascii="Times New Roman" w:cs="Times New Roman" w:eastAsia="Times New Roman" w:hAnsi="Times New Roman"/>
-                    <w:sz w:val="24"/>
-                    <w:szCs w:val="24"/>
-                    <w:rtl w:val="0"/>
-                  </w:rPr>
-                  <w:t xml:space="preserve">RF04</w:t>
-                </w:r>
-              </w:p>
-            </w:tc>
-            <w:tc>
-              <w:tcPr>
-                <w:tcBorders>
-                  <w:top w:color="1f1f1f" w:space="0" w:sz="6" w:val="single"/>
-                  <w:left w:color="1f1f1f" w:space="0" w:sz="6" w:val="single"/>
-                  <w:bottom w:color="1f1f1f" w:space="0" w:sz="6" w:val="single"/>
-                  <w:right w:color="1f1f1f" w:space="0" w:sz="6" w:val="single"/>
-                </w:tcBorders>
-                <w:tcMar>
-                  <w:top w:w="240.0" w:type="dxa"/>
-                  <w:left w:w="0.0" w:type="dxa"/>
-                  <w:bottom w:w="240.0" w:type="dxa"/>
-                  <w:right w:w="180.0" w:type="dxa"/>
-                </w:tcMar>
-                <w:vAlign w:val="top"/>
-              </w:tcPr>
-              <w:p>
-                <w:pPr>
-                  <w:spacing w:after="480" w:line="360" w:lineRule="auto"/>
-                  <w:jc w:val="center"/>
-                  <w:rPr>
-                    <w:rFonts w:ascii="Times New Roman" w:cs="Times New Roman" w:eastAsia="Times New Roman" w:hAnsi="Times New Roman"/>
-                    <w:sz w:val="24"/>
-                    <w:szCs w:val="24"/>
-                  </w:rPr>
-                </w:pPr>
-                <w:r>
-                  <w:rPr>
-                    <w:rFonts w:ascii="Times New Roman" w:cs="Times New Roman" w:eastAsia="Times New Roman" w:hAnsi="Times New Roman"/>
-                    <w:sz w:val="24"/>
-                    <w:szCs w:val="24"/>
-                    <w:rtl w:val="0"/>
-                  </w:rPr>
-                  <w:t xml:space="preserve">Filtrado dinámico de resultados por autor e ISBN mediante patrones de estrategia.</w:t>
-                </w:r>
-              </w:p>
-            </w:tc>
-            <w:tc>
-              <w:tcPr>
-                <w:tcBorders>
-                  <w:top w:color="1f1f1f" w:space="0" w:sz="6" w:val="single"/>
-                  <w:left w:color="1f1f1f" w:space="0" w:sz="6" w:val="single"/>
-                  <w:bottom w:color="1f1f1f" w:space="0" w:sz="6" w:val="single"/>
-                  <w:right w:color="1f1f1f" w:space="0" w:sz="6" w:val="single"/>
-                </w:tcBorders>
-                <w:tcMar>
-                  <w:top w:w="240.0" w:type="dxa"/>
-                  <w:left w:w="0.0" w:type="dxa"/>
-                  <w:bottom w:w="240.0" w:type="dxa"/>
-                  <w:right w:w="0.0" w:type="dxa"/>
-                </w:tcMar>
-                <w:vAlign w:val="top"/>
-              </w:tcPr>
-              <w:p>
-                <w:pPr>
-                  <w:spacing w:after="480" w:line="360" w:lineRule="auto"/>
-                  <w:jc w:val="center"/>
-                  <w:rPr>
-                    <w:rFonts w:ascii="Times New Roman" w:cs="Times New Roman" w:eastAsia="Times New Roman" w:hAnsi="Times New Roman"/>
-                    <w:sz w:val="24"/>
-                    <w:szCs w:val="24"/>
-                  </w:rPr>
-                </w:pPr>
-                <w:r>
-                  <w:rPr>
-                    <w:rFonts w:ascii="Times New Roman" w:cs="Times New Roman" w:eastAsia="Times New Roman" w:hAnsi="Times New Roman"/>
-                    <w:sz w:val="24"/>
-                    <w:szCs w:val="24"/>
-                    <w:rtl w:val="0"/>
-                  </w:rPr>
-                  <w:t xml:space="preserve">Media</w:t>
-                </w:r>
-              </w:p>
-            </w:tc>
-          </w:tr>
-          <w:tr>
-            <w:trPr>
-              <w:cantSplit w:val="0"/>
-              <w:trHeight w:val="1065" w:hRule="atLeast"/>
-              <w:tblHeader w:val="0"/>
-            </w:trPr>
-            <w:tc>
-              <w:tcPr>
-                <w:tcBorders>
-                  <w:top w:color="1f1f1f" w:space="0" w:sz="6" w:val="single"/>
-                  <w:left w:color="1f1f1f" w:space="0" w:sz="6" w:val="single"/>
-                  <w:bottom w:color="1f1f1f" w:space="0" w:sz="6" w:val="single"/>
-                  <w:right w:color="1f1f1f" w:space="0" w:sz="6" w:val="single"/>
-                </w:tcBorders>
-                <w:tcMar>
-                  <w:top w:w="240.0" w:type="dxa"/>
-                  <w:left w:w="0.0" w:type="dxa"/>
-                  <w:bottom w:w="240.0" w:type="dxa"/>
-                  <w:right w:w="180.0" w:type="dxa"/>
-                </w:tcMar>
-                <w:vAlign w:val="top"/>
-              </w:tcPr>
-              <w:p>
-                <w:pPr>
-                  <w:spacing w:after="480" w:line="360" w:lineRule="auto"/>
-                  <w:jc w:val="center"/>
-                  <w:rPr>
-                    <w:rFonts w:ascii="Times New Roman" w:cs="Times New Roman" w:eastAsia="Times New Roman" w:hAnsi="Times New Roman"/>
-                    <w:sz w:val="24"/>
-                    <w:szCs w:val="24"/>
-                  </w:rPr>
-                </w:pPr>
-                <w:r>
-                  <w:rPr>
-                    <w:rFonts w:ascii="Times New Roman" w:cs="Times New Roman" w:eastAsia="Times New Roman" w:hAnsi="Times New Roman"/>
-                    <w:sz w:val="24"/>
-                    <w:szCs w:val="24"/>
-                    <w:rtl w:val="0"/>
-                  </w:rPr>
-                  <w:t xml:space="preserve">RF05</w:t>
-                </w:r>
-              </w:p>
-            </w:tc>
-            <w:tc>
-              <w:tcPr>
-                <w:tcBorders>
-                  <w:top w:color="1f1f1f" w:space="0" w:sz="6" w:val="single"/>
-                  <w:left w:color="1f1f1f" w:space="0" w:sz="6" w:val="single"/>
-                  <w:bottom w:color="1f1f1f" w:space="0" w:sz="6" w:val="single"/>
-                  <w:right w:color="1f1f1f" w:space="0" w:sz="6" w:val="single"/>
-                </w:tcBorders>
-                <w:tcMar>
-                  <w:top w:w="240.0" w:type="dxa"/>
-                  <w:left w:w="0.0" w:type="dxa"/>
-                  <w:bottom w:w="240.0" w:type="dxa"/>
-                  <w:right w:w="180.0" w:type="dxa"/>
-                </w:tcMar>
-                <w:vAlign w:val="top"/>
-              </w:tcPr>
-              <w:p>
-                <w:pPr>
-                  <w:spacing w:after="480" w:line="360" w:lineRule="auto"/>
-                  <w:jc w:val="center"/>
-                  <w:rPr>
-                    <w:rFonts w:ascii="Times New Roman" w:cs="Times New Roman" w:eastAsia="Times New Roman" w:hAnsi="Times New Roman"/>
-                    <w:sz w:val="24"/>
-                    <w:szCs w:val="24"/>
-                  </w:rPr>
-                </w:pPr>
-                <w:r>
-                  <w:rPr>
-                    <w:rFonts w:ascii="Times New Roman" w:cs="Times New Roman" w:eastAsia="Times New Roman" w:hAnsi="Times New Roman"/>
-                    <w:sz w:val="24"/>
-                    <w:szCs w:val="24"/>
-                    <w:rtl w:val="0"/>
-                  </w:rPr>
-                  <w:t xml:space="preserve">Gestión de inventario (Crear, leer, actualizar y eliminar libros locales).</w:t>
-                </w:r>
-              </w:p>
-            </w:tc>
-            <w:tc>
-              <w:tcPr>
-                <w:tcBorders>
-                  <w:top w:color="1f1f1f" w:space="0" w:sz="6" w:val="single"/>
-                  <w:left w:color="1f1f1f" w:space="0" w:sz="6" w:val="single"/>
-                  <w:bottom w:color="1f1f1f" w:space="0" w:sz="6" w:val="single"/>
-                  <w:right w:color="1f1f1f" w:space="0" w:sz="6" w:val="single"/>
-                </w:tcBorders>
-                <w:tcMar>
-                  <w:top w:w="240.0" w:type="dxa"/>
-                  <w:left w:w="0.0" w:type="dxa"/>
-                  <w:bottom w:w="240.0" w:type="dxa"/>
-                  <w:right w:w="0.0" w:type="dxa"/>
-                </w:tcMar>
-                <w:vAlign w:val="top"/>
-              </w:tcPr>
-              <w:p>
-                <w:pPr>
-                  <w:spacing w:after="480" w:line="360" w:lineRule="auto"/>
-                  <w:jc w:val="center"/>
-                  <w:rPr>
-                    <w:rFonts w:ascii="Times New Roman" w:cs="Times New Roman" w:eastAsia="Times New Roman" w:hAnsi="Times New Roman"/>
-                    <w:sz w:val="24"/>
-                    <w:szCs w:val="24"/>
-                  </w:rPr>
-                </w:pPr>
-                <w:r>
-                  <w:rPr>
-                    <w:rFonts w:ascii="Times New Roman" w:cs="Times New Roman" w:eastAsia="Times New Roman" w:hAnsi="Times New Roman"/>
-                    <w:sz w:val="24"/>
-                    <w:szCs w:val="24"/>
-                    <w:rtl w:val="0"/>
-                  </w:rPr>
-                  <w:t xml:space="preserve">Media</w:t>
-                </w:r>
-              </w:p>
-            </w:tc>
-          </w:tr>
-          <w:tr>
-            <w:trPr>
-              <w:cantSplit w:val="0"/>
-              <w:trHeight w:val="844.74609375" w:hRule="atLeast"/>
-              <w:tblHeader w:val="0"/>
-            </w:trPr>
-            <w:tc>
-              <w:tcPr>
-                <w:tcBorders>
-                  <w:top w:color="1f1f1f" w:space="0" w:sz="6" w:val="single"/>
-                  <w:left w:color="1f1f1f" w:space="0" w:sz="6" w:val="single"/>
-                  <w:bottom w:color="1f1f1f" w:space="0" w:sz="6" w:val="single"/>
-                  <w:right w:color="1f1f1f" w:space="0" w:sz="6" w:val="single"/>
-                </w:tcBorders>
-                <w:tcMar>
-                  <w:top w:w="240.0" w:type="dxa"/>
-                  <w:left w:w="0.0" w:type="dxa"/>
-                  <w:bottom w:w="240.0" w:type="dxa"/>
-                  <w:right w:w="180.0" w:type="dxa"/>
-                </w:tcMar>
-                <w:vAlign w:val="top"/>
-              </w:tcPr>
-              <w:p>
-                <w:pPr>
-                  <w:spacing w:after="480" w:line="360" w:lineRule="auto"/>
-                  <w:jc w:val="center"/>
-                  <w:rPr>
-                    <w:rFonts w:ascii="Times New Roman" w:cs="Times New Roman" w:eastAsia="Times New Roman" w:hAnsi="Times New Roman"/>
-                    <w:sz w:val="24"/>
-                    <w:szCs w:val="24"/>
-                  </w:rPr>
-                </w:pPr>
-                <w:r>
-                  <w:rPr>
-                    <w:rFonts w:ascii="Times New Roman" w:cs="Times New Roman" w:eastAsia="Times New Roman" w:hAnsi="Times New Roman"/>
-                    <w:sz w:val="24"/>
-                    <w:szCs w:val="24"/>
-                    <w:rtl w:val="0"/>
-                  </w:rPr>
-                  <w:t xml:space="preserve">RF06</w:t>
-                </w:r>
-              </w:p>
-            </w:tc>
-            <w:tc>
-              <w:tcPr>
-                <w:tcBorders>
-                  <w:top w:color="1f1f1f" w:space="0" w:sz="6" w:val="single"/>
-                  <w:left w:color="1f1f1f" w:space="0" w:sz="6" w:val="single"/>
-                  <w:bottom w:color="1f1f1f" w:space="0" w:sz="6" w:val="single"/>
-                  <w:right w:color="1f1f1f" w:space="0" w:sz="6" w:val="single"/>
-                </w:tcBorders>
-                <w:tcMar>
-                  <w:top w:w="240.0" w:type="dxa"/>
-                  <w:left w:w="0.0" w:type="dxa"/>
-                  <w:bottom w:w="240.0" w:type="dxa"/>
-                  <w:right w:w="180.0" w:type="dxa"/>
-                </w:tcMar>
-                <w:vAlign w:val="top"/>
-              </w:tcPr>
-              <w:p>
-                <w:pPr>
-                  <w:spacing w:after="480" w:line="360" w:lineRule="auto"/>
-                  <w:jc w:val="center"/>
-                  <w:rPr>
-                    <w:rFonts w:ascii="Times New Roman" w:cs="Times New Roman" w:eastAsia="Times New Roman" w:hAnsi="Times New Roman"/>
-                    <w:sz w:val="24"/>
-                    <w:szCs w:val="24"/>
-                  </w:rPr>
-                </w:pPr>
-                <w:r>
-                  <w:rPr>
-                    <w:rFonts w:ascii="Times New Roman" w:cs="Times New Roman" w:eastAsia="Times New Roman" w:hAnsi="Times New Roman"/>
-                    <w:sz w:val="24"/>
-                    <w:szCs w:val="24"/>
-                    <w:rtl w:val="0"/>
-                  </w:rPr>
-                  <w:t xml:space="preserve">Visualización detallada de la información técnica de cada libro.</w:t>
-                </w:r>
-              </w:p>
-            </w:tc>
-            <w:tc>
-              <w:tcPr>
-                <w:tcBorders>
-                  <w:top w:color="1f1f1f" w:space="0" w:sz="6" w:val="single"/>
-                  <w:left w:color="1f1f1f" w:space="0" w:sz="6" w:val="single"/>
-                  <w:bottom w:color="1f1f1f" w:space="0" w:sz="6" w:val="single"/>
-                  <w:right w:color="1f1f1f" w:space="0" w:sz="6" w:val="single"/>
-                </w:tcBorders>
-                <w:tcMar>
-                  <w:top w:w="240.0" w:type="dxa"/>
-                  <w:left w:w="0.0" w:type="dxa"/>
-                  <w:bottom w:w="240.0" w:type="dxa"/>
-                  <w:right w:w="0.0" w:type="dxa"/>
-                </w:tcMar>
-                <w:vAlign w:val="top"/>
-              </w:tcPr>
-              <w:p>
-                <w:pPr>
-                  <w:spacing w:after="480" w:line="360" w:lineRule="auto"/>
-                  <w:jc w:val="center"/>
-                  <w:rPr>
-                    <w:rFonts w:ascii="Times New Roman" w:cs="Times New Roman" w:eastAsia="Times New Roman" w:hAnsi="Times New Roman"/>
-                    <w:sz w:val="24"/>
-                    <w:szCs w:val="24"/>
-                  </w:rPr>
-                </w:pPr>
-                <w:r>
-                  <w:rPr>
-                    <w:rFonts w:ascii="Times New Roman" w:cs="Times New Roman" w:eastAsia="Times New Roman" w:hAnsi="Times New Roman"/>
-                    <w:sz w:val="24"/>
-                    <w:szCs w:val="24"/>
-                    <w:rtl w:val="0"/>
-                  </w:rPr>
-                  <w:t xml:space="preserve">Baja</w:t>
-                </w:r>
-              </w:p>
-            </w:tc>
-          </w:tr>
-        </w:tbl>
-      </w:sdtContent>
-    </w:sdt>
-    <w:p>
-      <w:pPr>
-        <w:spacing w:line="360" w:lineRule="auto"/>
-        <w:rPr>
-          <w:rFonts w:ascii="Times New Roman" w:cs="Times New Roman" w:eastAsia="Times New Roman" w:hAnsi="Times New Roman"/>
-          <w:sz w:val="24"/>
-          <w:szCs w:val="24"/>
-        </w:rPr>
-      </w:pPr>
-      <w:r>
-        <w:rPr>
-          <w:rtl w:val="0"/>
-        </w:rPr>
-      </w:r>
-    </w:p>
-    <w:p>
-      <w:pPr>
-        <w:pStyle w:val="Heading3"/>
-        <w:spacing w:line="360" w:lineRule="auto"/>
-        <w:ind w:left="1224" w:firstLine="0"/>
-        <w:rPr>
-          <w:rFonts w:ascii="Times New Roman" w:cs="Times New Roman" w:eastAsia="Times New Roman" w:hAnsi="Times New Roman"/>
-          <w:color w:val="000000"/>
-        </w:rPr>
-      </w:pPr>
-      <w:bookmarkStart w:colFirst="0" w:colLast="0" w:name="_heading=h.zeclx23gxz65" w:id="18"/>
-      <w:bookmarkEnd w:id="18"/>
-      <w:r>
-        <w:rPr>
-          <w:rtl w:val="0"/>
-        </w:rPr>
-      </w:r>
-    </w:p>
-    <w:p>
-      <w:pPr>
-        <w:rPr/>
-      </w:pPr>
-      <w:r>
-        <w:rPr>
-          <w:rtl w:val="0"/>
-        </w:rPr>
-      </w:r>
-    </w:p>
-    <w:p>
-      <w:pPr>
-        <w:pStyle w:val="Heading3"/>
-        <w:spacing w:line="360" w:lineRule="auto"/>
-        <w:ind w:left="0" w:firstLine="0"/>
-        <w:rPr>
-          <w:rFonts w:ascii="Times New Roman" w:cs="Times New Roman" w:eastAsia="Times New Roman" w:hAnsi="Times New Roman"/>
-          <w:b w:val="1"/>
-          <w:bCs w:val="1"/>
-          <w:color w:val="000000"/>
-        </w:rPr>
-      </w:pPr>
-      <w:bookmarkStart w:colFirst="0" w:colLast="0" w:name="_heading=h.6r55bmaj633n" w:id="19"/>
-      <w:bookmarkEnd w:id="19"/>
-      <w:r>
-        <w:rPr>
-          <w:rFonts w:ascii="Times New Roman" w:cs="Times New Roman" w:eastAsia="Times New Roman" w:hAnsi="Times New Roman"/>
-          <w:b w:val="1"/>
-          <w:bCs w:val="1"/>
-          <w:color w:val="000000"/>
-          <w:rtl w:val="0"/>
-        </w:rPr>
-        <w:t xml:space="preserve">2.1.2. Requerimientos No Funcionales – Atributos de Calidad</w:t>
-      </w:r>
-    </w:p>
-    <w:p>
-      <w:pPr>
-        <w:spacing w:line="360" w:lineRule="auto"/>
-        <w:rPr>
-          <w:rFonts w:ascii="Times New Roman" w:cs="Times New Roman" w:eastAsia="Times New Roman" w:hAnsi="Times New Roman"/>
-          <w:sz w:val="24"/>
-          <w:szCs w:val="24"/>
-        </w:rPr>
-      </w:pPr>
-      <w:r>
-        <w:rPr>
-          <w:rtl w:val="0"/>
-        </w:rPr>
-      </w:r>
-    </w:p>
-    <w:sdt>
-      <w:sdtPr>
-        <w:lock w:val="contentLocked"/>
-        <w:id w:val="1288756827"/>
-        <w:tag w:val="goog_rdk_1"/>
       </w:sdtPr>
       <w:sdtContent>
         <w:tbl>
@@ -6721,6 +7154,8 @@
                   <w:jc w:val="center"/>
                   <w:rPr>
                     <w:rFonts w:ascii="Times New Roman" w:cs="Times New Roman" w:eastAsia="Times New Roman" w:hAnsi="Times New Roman"/>
+                    <w:b w:val="1"/>
+                    <w:bCs w:val="1"/>
                     <w:sz w:val="24"/>
                     <w:szCs w:val="24"/>
                   </w:rPr>
@@ -6728,6 +7163,8 @@
                 <w:r>
                   <w:rPr>
                     <w:rFonts w:ascii="Times New Roman" w:cs="Times New Roman" w:eastAsia="Times New Roman" w:hAnsi="Times New Roman"/>
+                    <w:b w:val="1"/>
+                    <w:bCs w:val="1"/>
                     <w:sz w:val="24"/>
                     <w:szCs w:val="24"/>
                     <w:rtl w:val="0"/>
@@ -6759,6 +7196,8 @@
                   <w:jc w:val="center"/>
                   <w:rPr>
                     <w:rFonts w:ascii="Times New Roman" w:cs="Times New Roman" w:eastAsia="Times New Roman" w:hAnsi="Times New Roman"/>
+                    <w:b w:val="1"/>
+                    <w:bCs w:val="1"/>
                     <w:sz w:val="24"/>
                     <w:szCs w:val="24"/>
                   </w:rPr>
@@ -6766,6 +7205,8 @@
                 <w:r>
                   <w:rPr>
                     <w:rFonts w:ascii="Times New Roman" w:cs="Times New Roman" w:eastAsia="Times New Roman" w:hAnsi="Times New Roman"/>
+                    <w:b w:val="1"/>
+                    <w:bCs w:val="1"/>
                     <w:sz w:val="24"/>
                     <w:szCs w:val="24"/>
                     <w:rtl w:val="0"/>
@@ -6797,6 +7238,8 @@
                   <w:jc w:val="center"/>
                   <w:rPr>
                     <w:rFonts w:ascii="Times New Roman" w:cs="Times New Roman" w:eastAsia="Times New Roman" w:hAnsi="Times New Roman"/>
+                    <w:b w:val="1"/>
+                    <w:bCs w:val="1"/>
                     <w:sz w:val="24"/>
                     <w:szCs w:val="24"/>
                   </w:rPr>
@@ -6804,6 +7247,8 @@
                 <w:r>
                   <w:rPr>
                     <w:rFonts w:ascii="Times New Roman" w:cs="Times New Roman" w:eastAsia="Times New Roman" w:hAnsi="Times New Roman"/>
+                    <w:b w:val="1"/>
+                    <w:bCs w:val="1"/>
                     <w:sz w:val="24"/>
                     <w:szCs w:val="24"/>
                     <w:rtl w:val="0"/>
@@ -6835,6 +7280,8 @@
                   <w:jc w:val="center"/>
                   <w:rPr>
                     <w:rFonts w:ascii="Times New Roman" w:cs="Times New Roman" w:eastAsia="Times New Roman" w:hAnsi="Times New Roman"/>
+                    <w:b w:val="1"/>
+                    <w:bCs w:val="1"/>
                     <w:sz w:val="24"/>
                     <w:szCs w:val="24"/>
                   </w:rPr>
@@ -6842,6 +7289,8 @@
                 <w:r>
                   <w:rPr>
                     <w:rFonts w:ascii="Times New Roman" w:cs="Times New Roman" w:eastAsia="Times New Roman" w:hAnsi="Times New Roman"/>
+                    <w:b w:val="1"/>
+                    <w:bCs w:val="1"/>
                     <w:sz w:val="24"/>
                     <w:szCs w:val="24"/>
                     <w:rtl w:val="0"/>
@@ -10753,12 +11202,12 @@
           <wp:inline distB="114300" distT="114300" distL="114300" distR="114300">
             <wp:extent cx="5707957" cy="3533497"/>
             <wp:effectExtent b="12700" l="12700" r="12700" t="12700"/>
-            <wp:docPr id="6" name="image10.png"/>
+            <wp:docPr id="6" name="image4.png"/>
             <a:graphic>
               <a:graphicData uri="http://schemas.openxmlformats.org/drawingml/2006/picture">
                 <pic:pic>
                   <pic:nvPicPr>
-                    <pic:cNvPr id="0" name="image10.png"/>
+                    <pic:cNvPr id="0" name="image4.png"/>
                     <pic:cNvPicPr preferRelativeResize="0"/>
                   </pic:nvPicPr>
                   <pic:blipFill>
@@ -10857,12 +11306,12 @@
           <wp:inline distB="114300" distT="114300" distL="114300" distR="114300">
             <wp:extent cx="6002665" cy="3218360"/>
             <wp:effectExtent b="12700" l="12700" r="12700" t="12700"/>
-            <wp:docPr id="4" name="image4.png"/>
+            <wp:docPr id="4" name="image10.png"/>
             <a:graphic>
               <a:graphicData uri="http://schemas.openxmlformats.org/drawingml/2006/picture">
                 <pic:pic>
                   <pic:nvPicPr>
-                    <pic:cNvPr id="0" name="image4.png"/>
+                    <pic:cNvPr id="0" name="image10.png"/>
                     <pic:cNvPicPr preferRelativeResize="0"/>
                   </pic:nvPicPr>
                   <pic:blipFill>
@@ -10941,12 +11390,12 @@
           <wp:inline distB="114300" distT="114300" distL="114300" distR="114300">
             <wp:extent cx="5849303" cy="1485537"/>
             <wp:effectExtent b="12700" l="12700" r="12700" t="12700"/>
-            <wp:docPr id="1" name="image7.png"/>
+            <wp:docPr id="1" name="image3.png"/>
             <a:graphic>
               <a:graphicData uri="http://schemas.openxmlformats.org/drawingml/2006/picture">
                 <pic:pic>
                   <pic:nvPicPr>
-                    <pic:cNvPr id="0" name="image7.png"/>
+                    <pic:cNvPr id="0" name="image3.png"/>
                     <pic:cNvPicPr preferRelativeResize="0"/>
                   </pic:nvPicPr>
                   <pic:blipFill>
@@ -11025,12 +11474,12 @@
           <wp:inline distB="114300" distT="114300" distL="114300" distR="114300">
             <wp:extent cx="6050401" cy="2657055"/>
             <wp:effectExtent b="12700" l="12700" r="12700" t="12700"/>
-            <wp:docPr id="7" name="image8.png"/>
+            <wp:docPr id="7" name="image5.png"/>
             <a:graphic>
               <a:graphicData uri="http://schemas.openxmlformats.org/drawingml/2006/picture">
                 <pic:pic>
                   <pic:nvPicPr>
-                    <pic:cNvPr id="0" name="image8.png"/>
+                    <pic:cNvPr id="0" name="image5.png"/>
                     <pic:cNvPicPr preferRelativeResize="0"/>
                   </pic:nvPicPr>
                   <pic:blipFill>
@@ -11108,12 +11557,12 @@
           <wp:inline distB="114300" distT="114300" distL="114300" distR="114300">
             <wp:extent cx="3239453" cy="2759534"/>
             <wp:effectExtent b="12700" l="12700" r="12700" t="12700"/>
-            <wp:docPr id="3" name="image1.png"/>
+            <wp:docPr id="3" name="image11.png"/>
             <a:graphic>
               <a:graphicData uri="http://schemas.openxmlformats.org/drawingml/2006/picture">
                 <pic:pic>
                   <pic:nvPicPr>
-                    <pic:cNvPr id="0" name="image1.png"/>
+                    <pic:cNvPr id="0" name="image11.png"/>
                     <pic:cNvPicPr preferRelativeResize="0"/>
                   </pic:nvPicPr>
                   <pic:blipFill>
@@ -11516,12 +11965,12 @@
           <wp:inline distB="114300" distT="114300" distL="114300" distR="114300">
             <wp:extent cx="6177897" cy="2495130"/>
             <wp:effectExtent b="12700" l="12700" r="12700" t="12700"/>
-            <wp:docPr id="2" name="image5.png"/>
+            <wp:docPr id="2" name="image7.png"/>
             <a:graphic>
               <a:graphicData uri="http://schemas.openxmlformats.org/drawingml/2006/picture">
                 <pic:pic>
                   <pic:nvPicPr>
-                    <pic:cNvPr id="0" name="image5.png"/>
+                    <pic:cNvPr id="0" name="image7.png"/>
                     <pic:cNvPicPr preferRelativeResize="0"/>
                   </pic:nvPicPr>
                   <pic:blipFill>
@@ -13386,12 +13835,12 @@
           <wp:inline distB="114300" distT="114300" distL="114300" distR="114300">
             <wp:extent cx="5868434" cy="2059644"/>
             <wp:effectExtent b="12700" l="12700" r="12700" t="12700"/>
-            <wp:docPr id="9" name="image3.png"/>
+            <wp:docPr id="9" name="image8.png"/>
             <a:graphic>
               <a:graphicData uri="http://schemas.openxmlformats.org/drawingml/2006/picture">
                 <pic:pic>
                   <pic:nvPicPr>
-                    <pic:cNvPr id="0" name="image3.png"/>
+                    <pic:cNvPr id="0" name="image8.png"/>
                     <pic:cNvPicPr preferRelativeResize="0"/>
                   </pic:nvPicPr>
                   <pic:blipFill>
@@ -21940,7 +22389,7 @@
 
 <file path=customXML/item1.xml><?xml version="1.0" encoding="utf-8"?>
 <go:gDocsCustomXmlDataStorage xmlns:go="http://customooxmlschemas.google.com/" xmlns:r="http://schemas.openxmlformats.org/officeDocument/2006/relationships" uri="GoogleDocsCustomDataVersion2">
-  <go:docsCustomData xmlns:go="http://customooxmlschemas.google.com/" roundtripDataSignature="AMtx7mi1jdCy9imZ8/Hf9/zc65TVYWo0Qw==">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</go:docsCustomData>
+  <go:docsCustomData xmlns:go="http://customooxmlschemas.google.com/" roundtripDataSignature="AMtx7mgiNfWSb2ezOMAPDuP2ZsJRiNkF7w==">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</go:docsCustomData>
 </go:gDocsCustomXmlDataStorage>
 </file>
 
